--- a/Our cookie Policy.docx
+++ b/Our cookie Policy.docx
@@ -7,165 +7,670 @@
         <w:rPr>
           <w:b/>
           <w:bCs/>
+          <w:lang w:val="en-GH"/>
         </w:rPr>
       </w:pPr>
       <w:r>
         <w:rPr>
           <w:b/>
           <w:bCs/>
-        </w:rPr>
-        <w:t xml:space="preserve">                                                                COOKIE POLICY</w:t>
-      </w:r>
+          <w:lang w:val="en-GH"/>
+        </w:rPr>
+        <w:t>COOKIE POLICY</w:t>
+      </w:r>
+    </w:p>
+    <w:p>
+      <w:pPr>
+        <w:rPr>
+          <w:lang w:val="en-GH"/>
+        </w:rPr>
+      </w:pPr>
     </w:p>
     <w:p>
       <w:pPr>
         <w:rPr>
           <w:b/>
           <w:bCs/>
-        </w:rPr>
-      </w:pPr>
-    </w:p>
-    <w:p>
-      <w:pPr>
+          <w:lang w:val="en-GH"/>
+        </w:rPr>
+      </w:pPr>
+      <w:r>
         <w:rPr>
           <w:b/>
           <w:bCs/>
-        </w:rPr>
-      </w:pPr>
-      <w:r>
+          <w:lang w:val="en-GH"/>
+        </w:rPr>
+        <w:t>Our Cookie Promise</w:t>
+      </w:r>
+    </w:p>
+    <w:p>
+      <w:pPr>
+        <w:rPr>
+          <w:lang w:val="en-GH"/>
+        </w:rPr>
+      </w:pPr>
+      <w:r>
+        <w:rPr>
+          <w:lang w:val="en-GH"/>
+        </w:rPr>
+        <w:t>Dellics Travels only uses cookies and similar technologies — including tags, pixels, local storage, and similar tools — for the purposes described in this Cookie Policy (“Policy”).</w:t>
+      </w:r>
+    </w:p>
+    <w:p>
+      <w:pPr>
+        <w:rPr>
+          <w:lang w:val="en-GH"/>
+        </w:rPr>
+      </w:pPr>
+      <w:r>
+        <w:rPr>
+          <w:lang w:val="en-GH"/>
+        </w:rPr>
+        <w:t>We will never use cookies or similar technologies to unfairly inflate, alter, or manipulate the prices you see when searching, comparing, or booking travel services through Dellics Travels.</w:t>
+      </w:r>
+    </w:p>
+    <w:p>
+      <w:pPr>
+        <w:rPr>
+          <w:lang w:val="en-GH"/>
+        </w:rPr>
+      </w:pPr>
+      <w:r>
+        <w:rPr>
+          <w:lang w:val="en-GH"/>
+        </w:rPr>
+        <w:pict w14:anchorId="5E7D9E14">
+          <v:rect id="_x0000_i1109" style="width:0;height:1.5pt" o:hralign="center" o:hrstd="t" o:hr="t" fillcolor="#a0a0a0" stroked="f"/>
+        </w:pict>
+      </w:r>
+    </w:p>
+    <w:p>
+      <w:pPr>
         <w:rPr>
           <w:b/>
           <w:bCs/>
-        </w:rPr>
-        <w:t>Our cookie promise</w:t>
-      </w:r>
-    </w:p>
-    <w:p>
-      <w:r>
-        <w:t xml:space="preserve">We'll only ever use cookies and similar technologies - such as tags and pixels - for the purposes set out in this Cookie Policy (“Policy”) and will never use them to inflate or alter the prices you see when searching on </w:t>
-      </w:r>
-      <w:proofErr w:type="spellStart"/>
-      <w:r>
-        <w:t>Dellics</w:t>
-      </w:r>
-      <w:proofErr w:type="spellEnd"/>
-      <w:r>
-        <w:t xml:space="preserve"> Travels</w:t>
-      </w:r>
-      <w:r>
-        <w:t xml:space="preserve"> or to manipulate demand.</w:t>
-      </w:r>
-    </w:p>
-    <w:p>
-      <w:pPr>
+          <w:lang w:val="en-GH"/>
+        </w:rPr>
+      </w:pPr>
+      <w:r>
         <w:rPr>
           <w:b/>
           <w:bCs/>
-        </w:rPr>
-      </w:pPr>
+          <w:lang w:val="en-GH"/>
+        </w:rPr>
+        <w:t>1. About This Policy</w:t>
+      </w:r>
+    </w:p>
+    <w:p>
+      <w:pPr>
+        <w:rPr>
+          <w:lang w:val="en-GH"/>
+        </w:rPr>
+      </w:pPr>
+      <w:r>
+        <w:rPr>
+          <w:lang w:val="en-GH"/>
+        </w:rPr>
+        <w:t xml:space="preserve">This Cookie Policy explains how </w:t>
+      </w:r>
       <w:r>
         <w:rPr>
           <w:b/>
           <w:bCs/>
-        </w:rPr>
-        <w:t>About this policy</w:t>
-      </w:r>
-    </w:p>
-    <w:p>
-      <w:r>
-        <mc:AlternateContent>
-          <mc:Choice Requires="wps">
-            <w:drawing>
-              <wp:inline distT="0" distB="0" distL="0" distR="0" wp14:anchorId="264C8ABB" wp14:editId="7E366586">
-                <wp:extent cx="304800" cy="304800"/>
-                <wp:effectExtent l="0" t="0" r="0" b="0"/>
-                <wp:docPr id="854601207" name="Rectangle 10"/>
-                <wp:cNvGraphicFramePr>
-                  <a:graphicFrameLocks xmlns:a="http://schemas.openxmlformats.org/drawingml/2006/main" noChangeAspect="1"/>
-                </wp:cNvGraphicFramePr>
-                <a:graphic xmlns:a="http://schemas.openxmlformats.org/drawingml/2006/main">
-                  <a:graphicData uri="http://schemas.microsoft.com/office/word/2010/wordprocessingShape">
-                    <wps:wsp>
-                      <wps:cNvSpPr>
-                        <a:spLocks noChangeAspect="1" noChangeArrowheads="1"/>
-                      </wps:cNvSpPr>
-                      <wps:spPr bwMode="auto">
-                        <a:xfrm>
-                          <a:off x="0" y="0"/>
-                          <a:ext cx="304800" cy="304800"/>
-                        </a:xfrm>
-                        <a:prstGeom prst="rect">
-                          <a:avLst/>
-                        </a:prstGeom>
-                        <a:noFill/>
-                        <a:ln>
-                          <a:noFill/>
-                        </a:ln>
-                        <a:extLst>
-                          <a:ext uri="{909E8E84-426E-40DD-AFC4-6F175D3DCCD1}">
-                            <a14:hiddenFill xmlns:a14="http://schemas.microsoft.com/office/drawing/2010/main">
-                              <a:solidFill>
-                                <a:srgbClr val="FFFFFF"/>
-                              </a:solidFill>
-                            </a14:hiddenFill>
-                          </a:ext>
-                          <a:ext uri="{91240B29-F687-4F45-9708-019B960494DF}">
-                            <a14:hiddenLine xmlns:a14="http://schemas.microsoft.com/office/drawing/2010/main" w="9525">
-                              <a:solidFill>
-                                <a:srgbClr val="000000"/>
-                              </a:solidFill>
-                              <a:miter lim="800000"/>
-                              <a:headEnd/>
-                              <a:tailEnd/>
-                            </a14:hiddenLine>
-                          </a:ext>
-                        </a:extLst>
-                      </wps:spPr>
-                      <wps:bodyPr rot="0" vert="horz" wrap="square" lIns="91440" tIns="45720" rIns="91440" bIns="45720" anchor="t" anchorCtr="0" upright="1">
-                        <a:noAutofit/>
-                      </wps:bodyPr>
-                    </wps:wsp>
-                  </a:graphicData>
-                </a:graphic>
-              </wp:inline>
-            </w:drawing>
-          </mc:Choice>
-          <mc:Fallback>
-            <w:pict>
-              <v:rect w14:anchorId="2810F650" id="Rectangle 10" o:spid="_x0000_s1026" style="width:24pt;height:24pt;visibility:visible;mso-wrap-style:square;mso-left-percent:-10001;mso-top-percent:-10001;mso-position-horizontal:absolute;mso-position-horizontal-relative:char;mso-position-vertical:absolute;mso-position-vertical-relative:line;mso-left-percent:-10001;mso-top-percent:-10001;v-text-anchor:top" o:gfxdata="UEsDBBQABgAIAAAAIQC2gziS/gAAAOEBAAATAAAAW0NvbnRlbnRfVHlwZXNdLnhtbJSRQU7DMBBF&#10;90jcwfIWJU67QAgl6YK0S0CoHGBkTxKLZGx5TGhvj5O2G0SRWNoz/78nu9wcxkFMGNg6quQqL6RA&#10;0s5Y6ir5vt9lD1JwBDIwOMJKHpHlpr69KfdHjyxSmriSfYz+USnWPY7AufNIadK6MEJMx9ApD/oD&#10;OlTrorhX2lFEilmcO2RdNtjC5xDF9pCuTyYBB5bi6bQ4syoJ3g9WQ0ymaiLzg5KdCXlKLjvcW893&#10;SUOqXwnz5DrgnHtJTxOsQfEKIT7DmDSUCaxw7Rqn8787ZsmRM9e2VmPeBN4uqYvTtW7jvijg9N/y&#10;JsXecLq0q+WD6m8AAAD//wMAUEsDBBQABgAIAAAAIQA4/SH/1gAAAJQBAAALAAAAX3JlbHMvLnJl&#10;bHOkkMFqwzAMhu+DvYPRfXGawxijTi+j0GvpHsDYimMaW0Yy2fr2M4PBMnrbUb/Q94l/f/hMi1qR&#10;JVI2sOt6UJgd+ZiDgffL8ekFlFSbvV0oo4EbChzGx4f9GRdb25HMsYhqlCwG5lrLq9biZkxWOiqY&#10;22YiTra2kYMu1l1tQD30/bPm3wwYN0x18gb45AdQl1tp5j/sFB2T0FQ7R0nTNEV3j6o9feQzro1i&#10;OWA14Fm+Q8a1a8+Bvu/d/dMb2JY5uiPbhG/ktn4cqGU/er3pcvwCAAD//wMAUEsDBBQABgAIAAAA&#10;IQDuEevW0gEAAJ4DAAAOAAAAZHJzL2Uyb0RvYy54bWysU9uO0zAQfUfiHyy/06SlwBI1Xa12tQhp&#10;YZEWPsB17MQi8ZgZt2n5esZOty3whnix5uKcOXN8srreD73YGSQHvpbzWSmF8Roa59tafvt6/+pK&#10;CorKN6oHb2p5MCSv1y9frMZQmQV00DcGBYN4qsZQyy7GUBUF6c4MimYQjOemBRxU5BTbokE1MvrQ&#10;F4uyfFuMgE1A0IaIq3dTU64zvrVGx0dryUTR15K5xXxiPjfpLNYrVbWoQuf0kYb6BxaDcp6HnqDu&#10;VFRii+4vqMFpBAIbZxqGAqx12uQdeJt5+cc2T50KJu/C4lA4yUT/D1Z/3j2FL5ioU3gA/Z2Eh9tO&#10;+dbcUGD5+FHluYQIY2dUwwzmSbtiDFSdMFJCjCY24ydo+LXVNkKWZW9xSDN4YbHP6h9O6pt9FJqL&#10;r8vlVclvpLl1jNMEVT1/HJDiBwODSEEtkdllcLV7oDhdfb6SZnm4d32fH7j3vxUYM1Uy+cQ3uYWq&#10;DTQH5o4wmYRNzUEH+FOKkQ1SS/qxVWik6D963v/9fLlMjsrJ8s27BSd42dlcdpTXDFXLKMUU3sbJ&#10;hduAru2yzBPHG9bMurzPmdWRLJsgK3I0bHLZZZ5vnX+r9S8AAAD//wMAUEsDBBQABgAIAAAAIQBM&#10;oOks2AAAAAMBAAAPAAAAZHJzL2Rvd25yZXYueG1sTI9BS8NAEIXvgv9hGcGL2I0iUmI2RQpiEaGY&#10;as/T7JgEs7NpdpvEf9+pHvQyw+MNb76XLSbXqoH60Hg2cDNLQBGX3jZcGXjfPF3PQYWIbLH1TAa+&#10;KcAiPz/LMLV+5DcailgpCeGQooE6xi7VOpQ1OQwz3xGL9+l7h1FkX2nb4yjhrtW3SXKvHTYsH2rs&#10;aFlT+VUcnIGxXA/bzeuzXl9tV573q/2y+Hgx5vJienwAFWmKf8dwwhd0yIVp5w9sg2oNSJH4M8W7&#10;m4va/W6dZ/o/e34EAAD//wMAUEsBAi0AFAAGAAgAAAAhALaDOJL+AAAA4QEAABMAAAAAAAAAAAAA&#10;AAAAAAAAAFtDb250ZW50X1R5cGVzXS54bWxQSwECLQAUAAYACAAAACEAOP0h/9YAAACUAQAACwAA&#10;AAAAAAAAAAAAAAAvAQAAX3JlbHMvLnJlbHNQSwECLQAUAAYACAAAACEA7hHr1tIBAACeAwAADgAA&#10;AAAAAAAAAAAAAAAuAgAAZHJzL2Uyb0RvYy54bWxQSwECLQAUAAYACAAAACEATKDpLNgAAAADAQAA&#10;DwAAAAAAAAAAAAAAAAAsBAAAZHJzL2Rvd25yZXYueG1sUEsFBgAAAAAEAAQA8wAAADEFAAAAAA==&#10;" filled="f" stroked="f">
-                <o:lock v:ext="edit" aspectratio="t"/>
-                <w10:anchorlock/>
-              </v:rect>
-            </w:pict>
-          </mc:Fallback>
-        </mc:AlternateContent>
-      </w:r>
-    </w:p>
-    <w:p>
-      <w:r>
-        <w:t xml:space="preserve">Along with our </w:t>
-      </w:r>
-      <w:hyperlink r:id="rId4" w:tgtFrame="_blank" w:history="1">
+          <w:lang w:val="en-GH"/>
+        </w:rPr>
+        <w:t>Dellics Travels</w:t>
+      </w:r>
+      <w:r>
+        <w:rPr>
+          <w:lang w:val="en-GH"/>
+        </w:rPr>
+        <w:t xml:space="preserve"> uses cookies and similar technologies across our website, applications, and other services.</w:t>
+      </w:r>
+    </w:p>
+    <w:p>
+      <w:pPr>
+        <w:rPr>
+          <w:lang w:val="en-GH"/>
+        </w:rPr>
+      </w:pPr>
+      <w:r>
+        <w:rPr>
+          <w:lang w:val="en-GH"/>
+        </w:rPr>
+        <w:t>This Policy should be read together with our:</w:t>
+      </w:r>
+    </w:p>
+    <w:p>
+      <w:pPr>
+        <w:numPr>
+          <w:ilvl w:val="0"/>
+          <w:numId w:val="1"/>
+        </w:numPr>
+        <w:rPr>
+          <w:lang w:val="en-GH"/>
+        </w:rPr>
+      </w:pPr>
+      <w:r>
+        <w:rPr>
+          <w:b/>
+          <w:bCs/>
+          <w:lang w:val="en-GH"/>
+        </w:rPr>
+        <w:t>Terms of Service</w:t>
+      </w:r>
+    </w:p>
+    <w:p>
+      <w:pPr>
+        <w:numPr>
+          <w:ilvl w:val="0"/>
+          <w:numId w:val="1"/>
+        </w:numPr>
+        <w:rPr>
+          <w:lang w:val="en-GH"/>
+        </w:rPr>
+      </w:pPr>
+      <w:r>
+        <w:rPr>
+          <w:b/>
+          <w:bCs/>
+          <w:lang w:val="en-GH"/>
+        </w:rPr>
+        <w:t>Privacy Policy</w:t>
+      </w:r>
+    </w:p>
+    <w:p>
+      <w:pPr>
+        <w:rPr>
+          <w:lang w:val="en-GH"/>
+        </w:rPr>
+      </w:pPr>
+      <w:r>
+        <w:rPr>
+          <w:lang w:val="en-GH"/>
+        </w:rPr>
+        <w:t xml:space="preserve">You can access these documents through the </w:t>
+      </w:r>
+      <w:hyperlink r:id="rId5" w:history="1">
         <w:r>
           <w:rPr>
             <w:rStyle w:val="Hyperlink"/>
+            <w:b/>
+            <w:bCs/>
+            <w:lang w:val="en-GH"/>
           </w:rPr>
-          <w:t>Terms of Service</w:t>
+          <w:t>Dellics Travels website</w:t>
         </w:r>
       </w:hyperlink>
       <w:r>
-        <w:t xml:space="preserve"> and </w:t>
-      </w:r>
-      <w:hyperlink r:id="rId5" w:tgtFrame="_blank" w:history="1">
+        <w:rPr>
+          <w:lang w:val="en-GH"/>
+        </w:rPr>
+        <w:t>.</w:t>
+      </w:r>
+    </w:p>
+    <w:p>
+      <w:pPr>
+        <w:rPr>
+          <w:lang w:val="en-GH"/>
+        </w:rPr>
+      </w:pPr>
+      <w:r>
+        <w:rPr>
+          <w:lang w:val="en-GH"/>
+        </w:rPr>
+        <w:t>We may update this Policy from time to time to reflect changes in technology, legal requirements, or our Services. When significant changes are made, we may notify you through our website, email communications, or other appropriate methods.</w:t>
+      </w:r>
+    </w:p>
+    <w:p>
+      <w:pPr>
+        <w:rPr>
+          <w:lang w:val="en-GH"/>
+        </w:rPr>
+      </w:pPr>
+      <w:r>
+        <w:rPr>
+          <w:lang w:val="en-GH"/>
+        </w:rPr>
+        <w:pict w14:anchorId="14263BD0">
+          <v:rect id="_x0000_i1110" style="width:0;height:1.5pt" o:hralign="center" o:hrstd="t" o:hr="t" fillcolor="#a0a0a0" stroked="f"/>
+        </w:pict>
+      </w:r>
+    </w:p>
+    <w:p>
+      <w:pPr>
+        <w:rPr>
+          <w:b/>
+          <w:bCs/>
+          <w:lang w:val="en-GH"/>
+        </w:rPr>
+      </w:pPr>
+      <w:r>
+        <w:rPr>
+          <w:b/>
+          <w:bCs/>
+          <w:lang w:val="en-GH"/>
+        </w:rPr>
+        <w:t>2. What Are Cookies and Similar Technologies?</w:t>
+      </w:r>
+    </w:p>
+    <w:p>
+      <w:pPr>
+        <w:rPr>
+          <w:lang w:val="en-GH"/>
+        </w:rPr>
+      </w:pPr>
+      <w:r>
+        <w:rPr>
+          <w:lang w:val="en-GH"/>
+        </w:rPr>
+        <w:t>Cookies are small text files that are stored on your device when you visit a website.</w:t>
+      </w:r>
+    </w:p>
+    <w:p>
+      <w:pPr>
+        <w:rPr>
+          <w:lang w:val="en-GH"/>
+        </w:rPr>
+      </w:pPr>
+      <w:r>
+        <w:rPr>
+          <w:lang w:val="en-GH"/>
+        </w:rPr>
+        <w:t>Similar technologies may include:</w:t>
+      </w:r>
+    </w:p>
+    <w:p>
+      <w:pPr>
+        <w:numPr>
+          <w:ilvl w:val="0"/>
+          <w:numId w:val="2"/>
+        </w:numPr>
+        <w:rPr>
+          <w:lang w:val="en-GH"/>
+        </w:rPr>
+      </w:pPr>
+      <w:r>
+        <w:rPr>
+          <w:lang w:val="en-GH"/>
+        </w:rPr>
+        <w:t>Pixels</w:t>
+      </w:r>
+    </w:p>
+    <w:p>
+      <w:pPr>
+        <w:numPr>
+          <w:ilvl w:val="0"/>
+          <w:numId w:val="2"/>
+        </w:numPr>
+        <w:rPr>
+          <w:lang w:val="en-GH"/>
+        </w:rPr>
+      </w:pPr>
+      <w:r>
+        <w:rPr>
+          <w:lang w:val="en-GH"/>
+        </w:rPr>
+        <w:t>Tags</w:t>
+      </w:r>
+    </w:p>
+    <w:p>
+      <w:pPr>
+        <w:numPr>
+          <w:ilvl w:val="0"/>
+          <w:numId w:val="2"/>
+        </w:numPr>
+        <w:rPr>
+          <w:lang w:val="en-GH"/>
+        </w:rPr>
+      </w:pPr>
+      <w:r>
+        <w:rPr>
+          <w:lang w:val="en-GH"/>
+        </w:rPr>
+        <w:t>Web beacons</w:t>
+      </w:r>
+    </w:p>
+    <w:p>
+      <w:pPr>
+        <w:numPr>
+          <w:ilvl w:val="0"/>
+          <w:numId w:val="2"/>
+        </w:numPr>
+        <w:rPr>
+          <w:lang w:val="en-GH"/>
+        </w:rPr>
+      </w:pPr>
+      <w:r>
+        <w:rPr>
+          <w:lang w:val="en-GH"/>
+        </w:rPr>
+        <w:t>Local storage</w:t>
+      </w:r>
+    </w:p>
+    <w:p>
+      <w:pPr>
+        <w:numPr>
+          <w:ilvl w:val="0"/>
+          <w:numId w:val="2"/>
+        </w:numPr>
+        <w:rPr>
+          <w:lang w:val="en-GH"/>
+        </w:rPr>
+      </w:pPr>
+      <w:r>
+        <w:rPr>
+          <w:lang w:val="en-GH"/>
+        </w:rPr>
+        <w:t>Session storage</w:t>
+      </w:r>
+    </w:p>
+    <w:p>
+      <w:pPr>
+        <w:numPr>
+          <w:ilvl w:val="0"/>
+          <w:numId w:val="2"/>
+        </w:numPr>
+        <w:rPr>
+          <w:lang w:val="en-GH"/>
+        </w:rPr>
+      </w:pPr>
+      <w:r>
+        <w:rPr>
+          <w:lang w:val="en-GH"/>
+        </w:rPr>
+        <w:lastRenderedPageBreak/>
+        <w:t>Software development kits (SDKs)</w:t>
+      </w:r>
+    </w:p>
+    <w:p>
+      <w:pPr>
+        <w:numPr>
+          <w:ilvl w:val="0"/>
+          <w:numId w:val="2"/>
+        </w:numPr>
+        <w:rPr>
+          <w:lang w:val="en-GH"/>
+        </w:rPr>
+      </w:pPr>
+      <w:r>
+        <w:rPr>
+          <w:lang w:val="en-GH"/>
+        </w:rPr>
+        <w:t>Device identifiers</w:t>
+      </w:r>
+    </w:p>
+    <w:p>
+      <w:pPr>
+        <w:numPr>
+          <w:ilvl w:val="0"/>
+          <w:numId w:val="2"/>
+        </w:numPr>
+        <w:rPr>
+          <w:lang w:val="en-GH"/>
+        </w:rPr>
+      </w:pPr>
+      <w:r>
+        <w:rPr>
+          <w:lang w:val="en-GH"/>
+        </w:rPr>
+        <w:t>Similar tracking technologies</w:t>
+      </w:r>
+    </w:p>
+    <w:p>
+      <w:pPr>
+        <w:rPr>
+          <w:lang w:val="en-GH"/>
+        </w:rPr>
+      </w:pPr>
+      <w:r>
+        <w:rPr>
+          <w:lang w:val="en-GH"/>
+        </w:rPr>
+        <w:t>These technologies help websites and applications function properly, remember preferences, improve user experiences, analyse usage, and support advertising activities where permitted.</w:t>
+      </w:r>
+    </w:p>
+    <w:p>
+      <w:pPr>
+        <w:rPr>
+          <w:lang w:val="en-GH"/>
+        </w:rPr>
+      </w:pPr>
+      <w:r>
+        <w:rPr>
+          <w:lang w:val="en-GH"/>
+        </w:rPr>
+        <w:pict w14:anchorId="19D1462C">
+          <v:rect id="_x0000_i1111" style="width:0;height:1.5pt" o:hralign="center" o:hrstd="t" o:hr="t" fillcolor="#a0a0a0" stroked="f"/>
+        </w:pict>
+      </w:r>
+    </w:p>
+    <w:p>
+      <w:pPr>
+        <w:rPr>
+          <w:b/>
+          <w:bCs/>
+          <w:lang w:val="en-GH"/>
+        </w:rPr>
+      </w:pPr>
+      <w:r>
+        <w:rPr>
+          <w:b/>
+          <w:bCs/>
+          <w:lang w:val="en-GH"/>
+        </w:rPr>
+        <w:t>3. How Do We Use Cookies and Similar Technologies?</w:t>
+      </w:r>
+    </w:p>
+    <w:p>
+      <w:pPr>
+        <w:rPr>
+          <w:lang w:val="en-GH"/>
+        </w:rPr>
+      </w:pPr>
+      <w:r>
+        <w:rPr>
+          <w:lang w:val="en-GH"/>
+        </w:rPr>
+        <w:t>Dellics Travels uses cookies and similar technologies when you use our Services, including:</w:t>
+      </w:r>
+    </w:p>
+    <w:p>
+      <w:pPr>
+        <w:numPr>
+          <w:ilvl w:val="0"/>
+          <w:numId w:val="3"/>
+        </w:numPr>
+        <w:rPr>
+          <w:lang w:val="en-GH"/>
+        </w:rPr>
+      </w:pPr>
+      <w:r>
+        <w:rPr>
+          <w:lang w:val="en-GH"/>
+        </w:rPr>
+        <w:t xml:space="preserve">The </w:t>
+      </w:r>
+      <w:hyperlink r:id="rId6" w:history="1">
         <w:r>
           <w:rPr>
             <w:rStyle w:val="Hyperlink"/>
+            <w:b/>
+            <w:bCs/>
+            <w:lang w:val="en-GH"/>
           </w:rPr>
-          <w:t>Privacy Policy</w:t>
+          <w:t>Dellics Travels website</w:t>
         </w:r>
       </w:hyperlink>
       <w:r>
-        <w:t>, this Policy provides you with information about the cookies and other similar technologies that are used by all of our websites, and other services. We'll review this policy from time to time to make sure it's up-to-date. If we make changes, we'll post the latest version here. When we make significant changes, we'll let you know when you next access our services, or by other communications.</w:t>
+        <w:rPr>
+          <w:lang w:val="en-GH"/>
+        </w:rPr>
+        <w:t>;</w:t>
+      </w:r>
+    </w:p>
+    <w:p>
+      <w:pPr>
+        <w:numPr>
+          <w:ilvl w:val="0"/>
+          <w:numId w:val="3"/>
+        </w:numPr>
+        <w:rPr>
+          <w:lang w:val="en-GH"/>
+        </w:rPr>
+      </w:pPr>
+      <w:r>
+        <w:rPr>
+          <w:lang w:val="en-GH"/>
+        </w:rPr>
+        <w:t>Mobile applications, where available;</w:t>
+      </w:r>
+    </w:p>
+    <w:p>
+      <w:pPr>
+        <w:numPr>
+          <w:ilvl w:val="0"/>
+          <w:numId w:val="3"/>
+        </w:numPr>
+        <w:rPr>
+          <w:lang w:val="en-GH"/>
+        </w:rPr>
+      </w:pPr>
+      <w:r>
+        <w:rPr>
+          <w:lang w:val="en-GH"/>
+        </w:rPr>
+        <w:t>Customer portals and account areas;</w:t>
+      </w:r>
+    </w:p>
+    <w:p>
+      <w:pPr>
+        <w:numPr>
+          <w:ilvl w:val="0"/>
+          <w:numId w:val="3"/>
+        </w:numPr>
+        <w:rPr>
+          <w:lang w:val="en-GH"/>
+        </w:rPr>
+      </w:pPr>
+      <w:r>
+        <w:rPr>
+          <w:lang w:val="en-GH"/>
+        </w:rPr>
+        <w:t>Booking and enquiry forms;</w:t>
+      </w:r>
+    </w:p>
+    <w:p>
+      <w:pPr>
+        <w:numPr>
+          <w:ilvl w:val="0"/>
+          <w:numId w:val="3"/>
+        </w:numPr>
+        <w:rPr>
+          <w:lang w:val="en-GH"/>
+        </w:rPr>
+      </w:pPr>
+      <w:r>
+        <w:rPr>
+          <w:lang w:val="en-GH"/>
+        </w:rPr>
+        <w:t>Marketing and communication tools;</w:t>
+      </w:r>
+    </w:p>
+    <w:p>
+      <w:pPr>
+        <w:numPr>
+          <w:ilvl w:val="0"/>
+          <w:numId w:val="3"/>
+        </w:numPr>
+        <w:rPr>
+          <w:lang w:val="en-GH"/>
+        </w:rPr>
+      </w:pPr>
+      <w:r>
+        <w:rPr>
+          <w:lang w:val="en-GH"/>
+        </w:rPr>
+        <w:t>Other platforms or services operated by Dellics Travels.</w:t>
+      </w:r>
+    </w:p>
+    <w:p>
+      <w:pPr>
+        <w:rPr>
+          <w:lang w:val="en-GH"/>
+        </w:rPr>
+      </w:pPr>
+      <w:r>
+        <w:rPr>
+          <w:lang w:val="en-GH"/>
+        </w:rPr>
+        <w:t>Cookies and similar technologies may be controlled by:</w:t>
+      </w:r>
+    </w:p>
+    <w:p>
+      <w:pPr>
+        <w:numPr>
+          <w:ilvl w:val="0"/>
+          <w:numId w:val="4"/>
+        </w:numPr>
+        <w:rPr>
+          <w:lang w:val="en-GH"/>
+        </w:rPr>
+      </w:pPr>
+      <w:r>
+        <w:rPr>
+          <w:lang w:val="en-GH"/>
+        </w:rPr>
+        <w:t>Dellics Travels;</w:t>
+      </w:r>
+    </w:p>
+    <w:p>
+      <w:pPr>
+        <w:numPr>
+          <w:ilvl w:val="0"/>
+          <w:numId w:val="4"/>
+        </w:numPr>
+        <w:rPr>
+          <w:lang w:val="en-GH"/>
+        </w:rPr>
+      </w:pPr>
+      <w:r>
+        <w:rPr>
+          <w:lang w:val="en-GH"/>
+        </w:rPr>
+        <w:t>Service providers acting on our behalf; or</w:t>
+      </w:r>
+    </w:p>
+    <w:p>
+      <w:pPr>
+        <w:numPr>
+          <w:ilvl w:val="0"/>
+          <w:numId w:val="4"/>
+        </w:numPr>
+        <w:rPr>
+          <w:lang w:val="en-GH"/>
+        </w:rPr>
+      </w:pPr>
+      <w:r>
+        <w:rPr>
+          <w:lang w:val="en-GH"/>
+        </w:rPr>
+        <w:t>Third parties operating independently, such as analytics, payment, advertising, or social media providers.</w:t>
+      </w:r>
+    </w:p>
+    <w:p>
+      <w:pPr>
+        <w:rPr>
+          <w:lang w:val="en-GH"/>
+        </w:rPr>
+      </w:pPr>
+      <w:r>
+        <w:rPr>
+          <w:lang w:val="en-GH"/>
+        </w:rPr>
+        <w:pict w14:anchorId="0C7DD4E3">
+          <v:rect id="_x0000_i1112" style="width:0;height:1.5pt" o:hralign="center" o:hrstd="t" o:hr="t" fillcolor="#a0a0a0" stroked="f"/>
+        </w:pict>
       </w:r>
     </w:p>
     <w:p>
@@ -173,126 +678,173 @@
         <w:rPr>
           <w:b/>
           <w:bCs/>
+          <w:lang w:val="en-GH"/>
         </w:rPr>
       </w:pPr>
       <w:r>
         <w:rPr>
           <w:b/>
           <w:bCs/>
-        </w:rPr>
-        <w:t>How do we use cookies and similar technologies?</w:t>
-      </w:r>
-    </w:p>
-    <w:p>
-      <w:r>
-        <mc:AlternateContent>
-          <mc:Choice Requires="wps">
-            <w:drawing>
-              <wp:inline distT="0" distB="0" distL="0" distR="0" wp14:anchorId="6172ED17" wp14:editId="691C2C1C">
-                <wp:extent cx="304800" cy="304800"/>
-                <wp:effectExtent l="0" t="0" r="0" b="0"/>
-                <wp:docPr id="1911897859" name="Rectangle 9"/>
-                <wp:cNvGraphicFramePr>
-                  <a:graphicFrameLocks xmlns:a="http://schemas.openxmlformats.org/drawingml/2006/main" noChangeAspect="1"/>
-                </wp:cNvGraphicFramePr>
-                <a:graphic xmlns:a="http://schemas.openxmlformats.org/drawingml/2006/main">
-                  <a:graphicData uri="http://schemas.microsoft.com/office/word/2010/wordprocessingShape">
-                    <wps:wsp>
-                      <wps:cNvSpPr>
-                        <a:spLocks noChangeAspect="1" noChangeArrowheads="1"/>
-                      </wps:cNvSpPr>
-                      <wps:spPr bwMode="auto">
-                        <a:xfrm>
-                          <a:off x="0" y="0"/>
-                          <a:ext cx="304800" cy="304800"/>
-                        </a:xfrm>
-                        <a:prstGeom prst="rect">
-                          <a:avLst/>
-                        </a:prstGeom>
-                        <a:noFill/>
-                        <a:ln>
-                          <a:noFill/>
-                        </a:ln>
-                        <a:extLst>
-                          <a:ext uri="{909E8E84-426E-40DD-AFC4-6F175D3DCCD1}">
-                            <a14:hiddenFill xmlns:a14="http://schemas.microsoft.com/office/drawing/2010/main">
-                              <a:solidFill>
-                                <a:srgbClr val="FFFFFF"/>
-                              </a:solidFill>
-                            </a14:hiddenFill>
-                          </a:ext>
-                          <a:ext uri="{91240B29-F687-4F45-9708-019B960494DF}">
-                            <a14:hiddenLine xmlns:a14="http://schemas.microsoft.com/office/drawing/2010/main" w="9525">
-                              <a:solidFill>
-                                <a:srgbClr val="000000"/>
-                              </a:solidFill>
-                              <a:miter lim="800000"/>
-                              <a:headEnd/>
-                              <a:tailEnd/>
-                            </a14:hiddenLine>
-                          </a:ext>
-                        </a:extLst>
-                      </wps:spPr>
-                      <wps:bodyPr rot="0" vert="horz" wrap="square" lIns="91440" tIns="45720" rIns="91440" bIns="45720" anchor="t" anchorCtr="0" upright="1">
-                        <a:noAutofit/>
-                      </wps:bodyPr>
-                    </wps:wsp>
-                  </a:graphicData>
-                </a:graphic>
-              </wp:inline>
-            </w:drawing>
-          </mc:Choice>
-          <mc:Fallback>
-            <w:pict>
-              <v:rect w14:anchorId="67288085" id="Rectangle 9" o:spid="_x0000_s1026" style="width:24pt;height:24pt;visibility:visible;mso-wrap-style:square;mso-left-percent:-10001;mso-top-percent:-10001;mso-position-horizontal:absolute;mso-position-horizontal-relative:char;mso-position-vertical:absolute;mso-position-vertical-relative:line;mso-left-percent:-10001;mso-top-percent:-10001;v-text-anchor:top" o:gfxdata="UEsDBBQABgAIAAAAIQC2gziS/gAAAOEBAAATAAAAW0NvbnRlbnRfVHlwZXNdLnhtbJSRQU7DMBBF&#10;90jcwfIWJU67QAgl6YK0S0CoHGBkTxKLZGx5TGhvj5O2G0SRWNoz/78nu9wcxkFMGNg6quQqL6RA&#10;0s5Y6ir5vt9lD1JwBDIwOMJKHpHlpr69KfdHjyxSmriSfYz+USnWPY7AufNIadK6MEJMx9ApD/oD&#10;OlTrorhX2lFEilmcO2RdNtjC5xDF9pCuTyYBB5bi6bQ4syoJ3g9WQ0ymaiLzg5KdCXlKLjvcW893&#10;SUOqXwnz5DrgnHtJTxOsQfEKIT7DmDSUCaxw7Rqn8787ZsmRM9e2VmPeBN4uqYvTtW7jvijg9N/y&#10;JsXecLq0q+WD6m8AAAD//wMAUEsDBBQABgAIAAAAIQA4/SH/1gAAAJQBAAALAAAAX3JlbHMvLnJl&#10;bHOkkMFqwzAMhu+DvYPRfXGawxijTi+j0GvpHsDYimMaW0Yy2fr2M4PBMnrbUb/Q94l/f/hMi1qR&#10;JVI2sOt6UJgd+ZiDgffL8ekFlFSbvV0oo4EbChzGx4f9GRdb25HMsYhqlCwG5lrLq9biZkxWOiqY&#10;22YiTra2kYMu1l1tQD30/bPm3wwYN0x18gb45AdQl1tp5j/sFB2T0FQ7R0nTNEV3j6o9feQzro1i&#10;OWA14Fm+Q8a1a8+Bvu/d/dMb2JY5uiPbhG/ktn4cqGU/er3pcvwCAAD//wMAUEsDBBQABgAIAAAA&#10;IQDuEevW0gEAAJ4DAAAOAAAAZHJzL2Uyb0RvYy54bWysU9uO0zAQfUfiHyy/06SlwBI1Xa12tQhp&#10;YZEWPsB17MQi8ZgZt2n5esZOty3whnix5uKcOXN8srreD73YGSQHvpbzWSmF8Roa59tafvt6/+pK&#10;CorKN6oHb2p5MCSv1y9frMZQmQV00DcGBYN4qsZQyy7GUBUF6c4MimYQjOemBRxU5BTbokE1MvrQ&#10;F4uyfFuMgE1A0IaIq3dTU64zvrVGx0dryUTR15K5xXxiPjfpLNYrVbWoQuf0kYb6BxaDcp6HnqDu&#10;VFRii+4vqMFpBAIbZxqGAqx12uQdeJt5+cc2T50KJu/C4lA4yUT/D1Z/3j2FL5ioU3gA/Z2Eh9tO&#10;+dbcUGD5+FHluYQIY2dUwwzmSbtiDFSdMFJCjCY24ydo+LXVNkKWZW9xSDN4YbHP6h9O6pt9FJqL&#10;r8vlVclvpLl1jNMEVT1/HJDiBwODSEEtkdllcLV7oDhdfb6SZnm4d32fH7j3vxUYM1Uy+cQ3uYWq&#10;DTQH5o4wmYRNzUEH+FOKkQ1SS/qxVWik6D963v/9fLlMjsrJ8s27BSd42dlcdpTXDFXLKMUU3sbJ&#10;hduAru2yzBPHG9bMurzPmdWRLJsgK3I0bHLZZZ5vnX+r9S8AAAD//wMAUEsDBBQABgAIAAAAIQBM&#10;oOks2AAAAAMBAAAPAAAAZHJzL2Rvd25yZXYueG1sTI9BS8NAEIXvgv9hGcGL2I0iUmI2RQpiEaGY&#10;as/T7JgEs7NpdpvEf9+pHvQyw+MNb76XLSbXqoH60Hg2cDNLQBGX3jZcGXjfPF3PQYWIbLH1TAa+&#10;KcAiPz/LMLV+5DcailgpCeGQooE6xi7VOpQ1OQwz3xGL9+l7h1FkX2nb4yjhrtW3SXKvHTYsH2rs&#10;aFlT+VUcnIGxXA/bzeuzXl9tV573q/2y+Hgx5vJienwAFWmKf8dwwhd0yIVp5w9sg2oNSJH4M8W7&#10;m4va/W6dZ/o/e34EAAD//wMAUEsBAi0AFAAGAAgAAAAhALaDOJL+AAAA4QEAABMAAAAAAAAAAAAA&#10;AAAAAAAAAFtDb250ZW50X1R5cGVzXS54bWxQSwECLQAUAAYACAAAACEAOP0h/9YAAACUAQAACwAA&#10;AAAAAAAAAAAAAAAvAQAAX3JlbHMvLnJlbHNQSwECLQAUAAYACAAAACEA7hHr1tIBAACeAwAADgAA&#10;AAAAAAAAAAAAAAAuAgAAZHJzL2Uyb0RvYy54bWxQSwECLQAUAAYACAAAACEATKDpLNgAAAADAQAA&#10;DwAAAAAAAAAAAAAAAAAsBAAAZHJzL2Rvd25yZXYueG1sUEsFBgAAAAAEAAQA8wAAADEFAAAAAA==&#10;" filled="f" stroked="f">
-                <o:lock v:ext="edit" aspectratio="t"/>
-                <w10:anchorlock/>
-              </v:rect>
-            </w:pict>
-          </mc:Fallback>
-        </mc:AlternateContent>
-      </w:r>
-    </w:p>
-    <w:p>
-      <w:r>
-        <w:t xml:space="preserve">We use cookies and similar technologies when you use our services, including the mobile app (“App”) and the </w:t>
-      </w:r>
-      <w:proofErr w:type="spellStart"/>
-      <w:r>
-        <w:t>Dellics</w:t>
-      </w:r>
-      <w:proofErr w:type="spellEnd"/>
-      <w:r>
-        <w:t xml:space="preserve"> Travels</w:t>
-      </w:r>
-      <w:r>
-        <w:t xml:space="preserve"> website (such as </w:t>
-      </w:r>
-      <w:r>
-        <w:t>Dellicstravels.com</w:t>
-      </w:r>
-      <w:r>
-        <w:t>) (</w:t>
-      </w:r>
-      <w:r>
+          <w:lang w:val="en-GH"/>
+        </w:rPr>
+        <w:t>4. Types of Cookies We Use</w:t>
+      </w:r>
+    </w:p>
+    <w:p>
+      <w:pPr>
         <w:rPr>
           <w:b/>
           <w:bCs/>
-        </w:rPr>
-        <w:t>“Website”</w:t>
-      </w:r>
-      <w:r>
-        <w:t xml:space="preserve">) (together, our </w:t>
-      </w:r>
+          <w:lang w:val="en-GH"/>
+        </w:rPr>
+      </w:pPr>
       <w:r>
         <w:rPr>
           <w:b/>
           <w:bCs/>
-        </w:rPr>
-        <w:t>“Platforms”</w:t>
-      </w:r>
-      <w:r>
-        <w:t>). These are controlled either by us or directly by third parties acting on our behalf or independently.</w:t>
+          <w:lang w:val="en-GH"/>
+        </w:rPr>
+        <w:t>Strictly Necessary Cookies</w:t>
+      </w:r>
+    </w:p>
+    <w:p>
+      <w:pPr>
+        <w:rPr>
+          <w:lang w:val="en-GH"/>
+        </w:rPr>
+      </w:pPr>
+      <w:r>
+        <w:rPr>
+          <w:lang w:val="en-GH"/>
+        </w:rPr>
+        <w:t>These cookies are essential for the operation of our website and Services.</w:t>
+      </w:r>
+    </w:p>
+    <w:p>
+      <w:pPr>
+        <w:rPr>
+          <w:lang w:val="en-GH"/>
+        </w:rPr>
+      </w:pPr>
+      <w:r>
+        <w:rPr>
+          <w:lang w:val="en-GH"/>
+        </w:rPr>
+        <w:t>They may be used to:</w:t>
+      </w:r>
+    </w:p>
+    <w:p>
+      <w:pPr>
+        <w:numPr>
+          <w:ilvl w:val="0"/>
+          <w:numId w:val="5"/>
+        </w:numPr>
+        <w:rPr>
+          <w:lang w:val="en-GH"/>
+        </w:rPr>
+      </w:pPr>
+      <w:r>
+        <w:rPr>
+          <w:lang w:val="en-GH"/>
+        </w:rPr>
+        <w:t>Maintain security;</w:t>
+      </w:r>
+    </w:p>
+    <w:p>
+      <w:pPr>
+        <w:numPr>
+          <w:ilvl w:val="0"/>
+          <w:numId w:val="5"/>
+        </w:numPr>
+        <w:rPr>
+          <w:lang w:val="en-GH"/>
+        </w:rPr>
+      </w:pPr>
+      <w:r>
+        <w:rPr>
+          <w:lang w:val="en-GH"/>
+        </w:rPr>
+        <w:lastRenderedPageBreak/>
+        <w:t>Enable login functions;</w:t>
+      </w:r>
+    </w:p>
+    <w:p>
+      <w:pPr>
+        <w:numPr>
+          <w:ilvl w:val="0"/>
+          <w:numId w:val="5"/>
+        </w:numPr>
+        <w:rPr>
+          <w:lang w:val="en-GH"/>
+        </w:rPr>
+      </w:pPr>
+      <w:r>
+        <w:rPr>
+          <w:lang w:val="en-GH"/>
+        </w:rPr>
+        <w:t>Remember booking information;</w:t>
+      </w:r>
+    </w:p>
+    <w:p>
+      <w:pPr>
+        <w:numPr>
+          <w:ilvl w:val="0"/>
+          <w:numId w:val="5"/>
+        </w:numPr>
+        <w:rPr>
+          <w:lang w:val="en-GH"/>
+        </w:rPr>
+      </w:pPr>
+      <w:r>
+        <w:rPr>
+          <w:lang w:val="en-GH"/>
+        </w:rPr>
+        <w:t>Process payments;</w:t>
+      </w:r>
+    </w:p>
+    <w:p>
+      <w:pPr>
+        <w:numPr>
+          <w:ilvl w:val="0"/>
+          <w:numId w:val="5"/>
+        </w:numPr>
+        <w:rPr>
+          <w:lang w:val="en-GH"/>
+        </w:rPr>
+      </w:pPr>
+      <w:r>
+        <w:rPr>
+          <w:lang w:val="en-GH"/>
+        </w:rPr>
+        <w:t>Support website functionality.</w:t>
+      </w:r>
+    </w:p>
+    <w:p>
+      <w:pPr>
+        <w:rPr>
+          <w:lang w:val="en-GH"/>
+        </w:rPr>
+      </w:pPr>
+      <w:r>
+        <w:rPr>
+          <w:lang w:val="en-GH"/>
+        </w:rPr>
+        <w:t>Without these cookies, some parts of our Services may not function properly.</w:t>
+      </w:r>
+    </w:p>
+    <w:p>
+      <w:pPr>
+        <w:rPr>
+          <w:lang w:val="en-GH"/>
+        </w:rPr>
+      </w:pPr>
+      <w:r>
+        <w:rPr>
+          <w:lang w:val="en-GH"/>
+        </w:rPr>
+        <w:pict w14:anchorId="525CC634">
+          <v:rect id="_x0000_i1113" style="width:0;height:1.5pt" o:hralign="center" o:hrstd="t" o:hr="t" fillcolor="#a0a0a0" stroked="f"/>
+        </w:pict>
       </w:r>
     </w:p>
     <w:p>
@@ -300,14 +852,236 @@
         <w:rPr>
           <w:b/>
           <w:bCs/>
+          <w:lang w:val="en-GH"/>
         </w:rPr>
       </w:pPr>
       <w:r>
         <w:rPr>
           <w:b/>
           <w:bCs/>
-        </w:rPr>
-        <w:t>Learn more about cookies and similar technologies</w:t>
+          <w:lang w:val="en-GH"/>
+        </w:rPr>
+        <w:t>Performance and Analytics Cookies</w:t>
+      </w:r>
+    </w:p>
+    <w:p>
+      <w:pPr>
+        <w:rPr>
+          <w:lang w:val="en-GH"/>
+        </w:rPr>
+      </w:pPr>
+      <w:r>
+        <w:rPr>
+          <w:lang w:val="en-GH"/>
+        </w:rPr>
+        <w:t>These cookies help us understand how visitors interact with our website.</w:t>
+      </w:r>
+    </w:p>
+    <w:p>
+      <w:pPr>
+        <w:rPr>
+          <w:lang w:val="en-GH"/>
+        </w:rPr>
+      </w:pPr>
+      <w:r>
+        <w:rPr>
+          <w:lang w:val="en-GH"/>
+        </w:rPr>
+        <w:t>They may collect information such as:</w:t>
+      </w:r>
+    </w:p>
+    <w:p>
+      <w:pPr>
+        <w:numPr>
+          <w:ilvl w:val="0"/>
+          <w:numId w:val="6"/>
+        </w:numPr>
+        <w:rPr>
+          <w:lang w:val="en-GH"/>
+        </w:rPr>
+      </w:pPr>
+      <w:r>
+        <w:rPr>
+          <w:lang w:val="en-GH"/>
+        </w:rPr>
+        <w:t>Pages visited;</w:t>
+      </w:r>
+    </w:p>
+    <w:p>
+      <w:pPr>
+        <w:numPr>
+          <w:ilvl w:val="0"/>
+          <w:numId w:val="6"/>
+        </w:numPr>
+        <w:rPr>
+          <w:lang w:val="en-GH"/>
+        </w:rPr>
+      </w:pPr>
+      <w:r>
+        <w:rPr>
+          <w:lang w:val="en-GH"/>
+        </w:rPr>
+        <w:t>Time spent on pages;</w:t>
+      </w:r>
+    </w:p>
+    <w:p>
+      <w:pPr>
+        <w:numPr>
+          <w:ilvl w:val="0"/>
+          <w:numId w:val="6"/>
+        </w:numPr>
+        <w:rPr>
+          <w:lang w:val="en-GH"/>
+        </w:rPr>
+      </w:pPr>
+      <w:r>
+        <w:rPr>
+          <w:lang w:val="en-GH"/>
+        </w:rPr>
+        <w:t>Device and browser information;</w:t>
+      </w:r>
+    </w:p>
+    <w:p>
+      <w:pPr>
+        <w:numPr>
+          <w:ilvl w:val="0"/>
+          <w:numId w:val="6"/>
+        </w:numPr>
+        <w:rPr>
+          <w:lang w:val="en-GH"/>
+        </w:rPr>
+      </w:pPr>
+      <w:r>
+        <w:rPr>
+          <w:lang w:val="en-GH"/>
+        </w:rPr>
+        <w:t>Error reports;</w:t>
+      </w:r>
+    </w:p>
+    <w:p>
+      <w:pPr>
+        <w:numPr>
+          <w:ilvl w:val="0"/>
+          <w:numId w:val="6"/>
+        </w:numPr>
+        <w:rPr>
+          <w:lang w:val="en-GH"/>
+        </w:rPr>
+      </w:pPr>
+      <w:r>
+        <w:rPr>
+          <w:lang w:val="en-GH"/>
+        </w:rPr>
+        <w:t>General website usage statistics.</w:t>
+      </w:r>
+    </w:p>
+    <w:p>
+      <w:pPr>
+        <w:rPr>
+          <w:lang w:val="en-GH"/>
+        </w:rPr>
+      </w:pPr>
+      <w:r>
+        <w:rPr>
+          <w:lang w:val="en-GH"/>
+        </w:rPr>
+        <w:t>This information helps us improve our website and Services.</w:t>
+      </w:r>
+    </w:p>
+    <w:p>
+      <w:pPr>
+        <w:rPr>
+          <w:lang w:val="en-GH"/>
+        </w:rPr>
+      </w:pPr>
+      <w:r>
+        <w:rPr>
+          <w:lang w:val="en-GH"/>
+        </w:rPr>
+        <w:t>Examples may include analytics services such as:</w:t>
+      </w:r>
+    </w:p>
+    <w:p>
+      <w:pPr>
+        <w:numPr>
+          <w:ilvl w:val="0"/>
+          <w:numId w:val="7"/>
+        </w:numPr>
+        <w:rPr>
+          <w:lang w:val="en-GH"/>
+        </w:rPr>
+      </w:pPr>
+      <w:r>
+        <w:rPr>
+          <w:lang w:val="en-GH"/>
+        </w:rPr>
+        <w:t>Google Analytics;</w:t>
+      </w:r>
+    </w:p>
+    <w:p>
+      <w:pPr>
+        <w:numPr>
+          <w:ilvl w:val="0"/>
+          <w:numId w:val="7"/>
+        </w:numPr>
+        <w:rPr>
+          <w:lang w:val="en-GH"/>
+        </w:rPr>
+      </w:pPr>
+      <w:r>
+        <w:rPr>
+          <w:lang w:val="en-GH"/>
+        </w:rPr>
+        <w:t>Search Console;</w:t>
+      </w:r>
+    </w:p>
+    <w:p>
+      <w:pPr>
+        <w:numPr>
+          <w:ilvl w:val="0"/>
+          <w:numId w:val="7"/>
+        </w:numPr>
+        <w:rPr>
+          <w:lang w:val="en-GH"/>
+        </w:rPr>
+      </w:pPr>
+      <w:r>
+        <w:rPr>
+          <w:lang w:val="en-GH"/>
+        </w:rPr>
+        <w:t>Website performance tools;</w:t>
+      </w:r>
+    </w:p>
+    <w:p>
+      <w:pPr>
+        <w:numPr>
+          <w:ilvl w:val="0"/>
+          <w:numId w:val="7"/>
+        </w:numPr>
+        <w:rPr>
+          <w:lang w:val="en-GH"/>
+        </w:rPr>
+      </w:pPr>
+      <w:r>
+        <w:rPr>
+          <w:lang w:val="en-GH"/>
+        </w:rPr>
+        <w:t>Other analytics providers.</w:t>
+      </w:r>
+    </w:p>
+    <w:p>
+      <w:pPr>
+        <w:rPr>
+          <w:lang w:val="en-GH"/>
+        </w:rPr>
+      </w:pPr>
+      <w:r>
+        <w:rPr>
+          <w:lang w:val="en-GH"/>
+        </w:rPr>
+        <w:pict w14:anchorId="4C2CAC81">
+          <v:rect id="_x0000_i1114" style="width:0;height:1.5pt" o:hralign="center" o:hrstd="t" o:hr="t" fillcolor="#a0a0a0" stroked="f"/>
+        </w:pict>
       </w:r>
     </w:p>
     <w:p>
@@ -315,97 +1089,143 @@
         <w:rPr>
           <w:b/>
           <w:bCs/>
+          <w:lang w:val="en-GH"/>
         </w:rPr>
       </w:pPr>
       <w:r>
         <w:rPr>
           <w:b/>
           <w:bCs/>
-        </w:rPr>
-        <w:t>What cookies and similar technologies do we use and how can you opt out of them?</w:t>
-      </w:r>
-    </w:p>
-    <w:p>
-      <w:r>
-        <mc:AlternateContent>
-          <mc:Choice Requires="wps">
-            <w:drawing>
-              <wp:inline distT="0" distB="0" distL="0" distR="0" wp14:anchorId="10FE7E4C" wp14:editId="400F18B0">
-                <wp:extent cx="304800" cy="304800"/>
-                <wp:effectExtent l="0" t="0" r="0" b="0"/>
-                <wp:docPr id="1281507740" name="Rectangle 8"/>
-                <wp:cNvGraphicFramePr>
-                  <a:graphicFrameLocks xmlns:a="http://schemas.openxmlformats.org/drawingml/2006/main" noChangeAspect="1"/>
-                </wp:cNvGraphicFramePr>
-                <a:graphic xmlns:a="http://schemas.openxmlformats.org/drawingml/2006/main">
-                  <a:graphicData uri="http://schemas.microsoft.com/office/word/2010/wordprocessingShape">
-                    <wps:wsp>
-                      <wps:cNvSpPr>
-                        <a:spLocks noChangeAspect="1" noChangeArrowheads="1"/>
-                      </wps:cNvSpPr>
-                      <wps:spPr bwMode="auto">
-                        <a:xfrm>
-                          <a:off x="0" y="0"/>
-                          <a:ext cx="304800" cy="304800"/>
-                        </a:xfrm>
-                        <a:prstGeom prst="rect">
-                          <a:avLst/>
-                        </a:prstGeom>
-                        <a:noFill/>
-                        <a:ln>
-                          <a:noFill/>
-                        </a:ln>
-                        <a:extLst>
-                          <a:ext uri="{909E8E84-426E-40DD-AFC4-6F175D3DCCD1}">
-                            <a14:hiddenFill xmlns:a14="http://schemas.microsoft.com/office/drawing/2010/main">
-                              <a:solidFill>
-                                <a:srgbClr val="FFFFFF"/>
-                              </a:solidFill>
-                            </a14:hiddenFill>
-                          </a:ext>
-                          <a:ext uri="{91240B29-F687-4F45-9708-019B960494DF}">
-                            <a14:hiddenLine xmlns:a14="http://schemas.microsoft.com/office/drawing/2010/main" w="9525">
-                              <a:solidFill>
-                                <a:srgbClr val="000000"/>
-                              </a:solidFill>
-                              <a:miter lim="800000"/>
-                              <a:headEnd/>
-                              <a:tailEnd/>
-                            </a14:hiddenLine>
-                          </a:ext>
-                        </a:extLst>
-                      </wps:spPr>
-                      <wps:bodyPr rot="0" vert="horz" wrap="square" lIns="91440" tIns="45720" rIns="91440" bIns="45720" anchor="t" anchorCtr="0" upright="1">
-                        <a:noAutofit/>
-                      </wps:bodyPr>
-                    </wps:wsp>
-                  </a:graphicData>
-                </a:graphic>
-              </wp:inline>
-            </w:drawing>
-          </mc:Choice>
-          <mc:Fallback>
-            <w:pict>
-              <v:rect w14:anchorId="55EB11A1" id="Rectangle 8" o:spid="_x0000_s1026" style="width:24pt;height:24pt;visibility:visible;mso-wrap-style:square;mso-left-percent:-10001;mso-top-percent:-10001;mso-position-horizontal:absolute;mso-position-horizontal-relative:char;mso-position-vertical:absolute;mso-position-vertical-relative:line;mso-left-percent:-10001;mso-top-percent:-10001;v-text-anchor:top" o:gfxdata="UEsDBBQABgAIAAAAIQC2gziS/gAAAOEBAAATAAAAW0NvbnRlbnRfVHlwZXNdLnhtbJSRQU7DMBBF&#10;90jcwfIWJU67QAgl6YK0S0CoHGBkTxKLZGx5TGhvj5O2G0SRWNoz/78nu9wcxkFMGNg6quQqL6RA&#10;0s5Y6ir5vt9lD1JwBDIwOMJKHpHlpr69KfdHjyxSmriSfYz+USnWPY7AufNIadK6MEJMx9ApD/oD&#10;OlTrorhX2lFEilmcO2RdNtjC5xDF9pCuTyYBB5bi6bQ4syoJ3g9WQ0ymaiLzg5KdCXlKLjvcW893&#10;SUOqXwnz5DrgnHtJTxOsQfEKIT7DmDSUCaxw7Rqn8787ZsmRM9e2VmPeBN4uqYvTtW7jvijg9N/y&#10;JsXecLq0q+WD6m8AAAD//wMAUEsDBBQABgAIAAAAIQA4/SH/1gAAAJQBAAALAAAAX3JlbHMvLnJl&#10;bHOkkMFqwzAMhu+DvYPRfXGawxijTi+j0GvpHsDYimMaW0Yy2fr2M4PBMnrbUb/Q94l/f/hMi1qR&#10;JVI2sOt6UJgd+ZiDgffL8ekFlFSbvV0oo4EbChzGx4f9GRdb25HMsYhqlCwG5lrLq9biZkxWOiqY&#10;22YiTra2kYMu1l1tQD30/bPm3wwYN0x18gb45AdQl1tp5j/sFB2T0FQ7R0nTNEV3j6o9feQzro1i&#10;OWA14Fm+Q8a1a8+Bvu/d/dMb2JY5uiPbhG/ktn4cqGU/er3pcvwCAAD//wMAUEsDBBQABgAIAAAA&#10;IQDuEevW0gEAAJ4DAAAOAAAAZHJzL2Uyb0RvYy54bWysU9uO0zAQfUfiHyy/06SlwBI1Xa12tQhp&#10;YZEWPsB17MQi8ZgZt2n5esZOty3whnix5uKcOXN8srreD73YGSQHvpbzWSmF8Roa59tafvt6/+pK&#10;CorKN6oHb2p5MCSv1y9frMZQmQV00DcGBYN4qsZQyy7GUBUF6c4MimYQjOemBRxU5BTbokE1MvrQ&#10;F4uyfFuMgE1A0IaIq3dTU64zvrVGx0dryUTR15K5xXxiPjfpLNYrVbWoQuf0kYb6BxaDcp6HnqDu&#10;VFRii+4vqMFpBAIbZxqGAqx12uQdeJt5+cc2T50KJu/C4lA4yUT/D1Z/3j2FL5ioU3gA/Z2Eh9tO&#10;+dbcUGD5+FHluYQIY2dUwwzmSbtiDFSdMFJCjCY24ydo+LXVNkKWZW9xSDN4YbHP6h9O6pt9FJqL&#10;r8vlVclvpLl1jNMEVT1/HJDiBwODSEEtkdllcLV7oDhdfb6SZnm4d32fH7j3vxUYM1Uy+cQ3uYWq&#10;DTQH5o4wmYRNzUEH+FOKkQ1SS/qxVWik6D963v/9fLlMjsrJ8s27BSd42dlcdpTXDFXLKMUU3sbJ&#10;hduAru2yzBPHG9bMurzPmdWRLJsgK3I0bHLZZZ5vnX+r9S8AAAD//wMAUEsDBBQABgAIAAAAIQBM&#10;oOks2AAAAAMBAAAPAAAAZHJzL2Rvd25yZXYueG1sTI9BS8NAEIXvgv9hGcGL2I0iUmI2RQpiEaGY&#10;as/T7JgEs7NpdpvEf9+pHvQyw+MNb76XLSbXqoH60Hg2cDNLQBGX3jZcGXjfPF3PQYWIbLH1TAa+&#10;KcAiPz/LMLV+5DcailgpCeGQooE6xi7VOpQ1OQwz3xGL9+l7h1FkX2nb4yjhrtW3SXKvHTYsH2rs&#10;aFlT+VUcnIGxXA/bzeuzXl9tV573q/2y+Hgx5vJienwAFWmKf8dwwhd0yIVp5w9sg2oNSJH4M8W7&#10;m4va/W6dZ/o/e34EAAD//wMAUEsBAi0AFAAGAAgAAAAhALaDOJL+AAAA4QEAABMAAAAAAAAAAAAA&#10;AAAAAAAAAFtDb250ZW50X1R5cGVzXS54bWxQSwECLQAUAAYACAAAACEAOP0h/9YAAACUAQAACwAA&#10;AAAAAAAAAAAAAAAvAQAAX3JlbHMvLnJlbHNQSwECLQAUAAYACAAAACEA7hHr1tIBAACeAwAADgAA&#10;AAAAAAAAAAAAAAAuAgAAZHJzL2Uyb0RvYy54bWxQSwECLQAUAAYACAAAACEATKDpLNgAAAADAQAA&#10;DwAAAAAAAAAAAAAAAAAsBAAAZHJzL2Rvd25yZXYueG1sUEsFBgAAAAAEAAQA8wAAADEFAAAAAA==&#10;" filled="f" stroked="f">
-                <o:lock v:ext="edit" aspectratio="t"/>
-                <w10:anchorlock/>
-              </v:rect>
-            </w:pict>
-          </mc:Fallback>
-        </mc:AlternateContent>
-      </w:r>
-    </w:p>
-    <w:p>
-      <w:proofErr w:type="spellStart"/>
-      <w:r>
-        <w:t>Dellics</w:t>
-      </w:r>
-      <w:proofErr w:type="spellEnd"/>
-      <w:r>
-        <w:t xml:space="preserve"> Travels</w:t>
-      </w:r>
-      <w:r>
-        <w:t xml:space="preserve"> uses cookies and similar technologies to help provide services to you, learn more about them and your rights in relation to them.</w:t>
+          <w:lang w:val="en-GH"/>
+        </w:rPr>
+        <w:t>Functional Cookies</w:t>
+      </w:r>
+    </w:p>
+    <w:p>
+      <w:pPr>
+        <w:rPr>
+          <w:lang w:val="en-GH"/>
+        </w:rPr>
+      </w:pPr>
+      <w:r>
+        <w:rPr>
+          <w:lang w:val="en-GH"/>
+        </w:rPr>
+        <w:t>These cookies remember your preferences and choices, such as:</w:t>
+      </w:r>
+    </w:p>
+    <w:p>
+      <w:pPr>
+        <w:numPr>
+          <w:ilvl w:val="0"/>
+          <w:numId w:val="8"/>
+        </w:numPr>
+        <w:rPr>
+          <w:lang w:val="en-GH"/>
+        </w:rPr>
+      </w:pPr>
+      <w:r>
+        <w:rPr>
+          <w:lang w:val="en-GH"/>
+        </w:rPr>
+        <w:t>Language settings;</w:t>
+      </w:r>
+    </w:p>
+    <w:p>
+      <w:pPr>
+        <w:numPr>
+          <w:ilvl w:val="0"/>
+          <w:numId w:val="8"/>
+        </w:numPr>
+        <w:rPr>
+          <w:lang w:val="en-GH"/>
+        </w:rPr>
+      </w:pPr>
+      <w:r>
+        <w:rPr>
+          <w:lang w:val="en-GH"/>
+        </w:rPr>
+        <w:t>Currency preferences;</w:t>
+      </w:r>
+    </w:p>
+    <w:p>
+      <w:pPr>
+        <w:numPr>
+          <w:ilvl w:val="0"/>
+          <w:numId w:val="8"/>
+        </w:numPr>
+        <w:rPr>
+          <w:lang w:val="en-GH"/>
+        </w:rPr>
+      </w:pPr>
+      <w:r>
+        <w:rPr>
+          <w:lang w:val="en-GH"/>
+        </w:rPr>
+        <w:t>Saved searches;</w:t>
+      </w:r>
+    </w:p>
+    <w:p>
+      <w:pPr>
+        <w:numPr>
+          <w:ilvl w:val="0"/>
+          <w:numId w:val="8"/>
+        </w:numPr>
+        <w:rPr>
+          <w:lang w:val="en-GH"/>
+        </w:rPr>
+      </w:pPr>
+      <w:r>
+        <w:rPr>
+          <w:lang w:val="en-GH"/>
+        </w:rPr>
+        <w:lastRenderedPageBreak/>
+        <w:t>Account preferences;</w:t>
+      </w:r>
+    </w:p>
+    <w:p>
+      <w:pPr>
+        <w:numPr>
+          <w:ilvl w:val="0"/>
+          <w:numId w:val="8"/>
+        </w:numPr>
+        <w:rPr>
+          <w:lang w:val="en-GH"/>
+        </w:rPr>
+      </w:pPr>
+      <w:r>
+        <w:rPr>
+          <w:lang w:val="en-GH"/>
+        </w:rPr>
+        <w:t>Location settings where permitted.</w:t>
+      </w:r>
+    </w:p>
+    <w:p>
+      <w:pPr>
+        <w:rPr>
+          <w:lang w:val="en-GH"/>
+        </w:rPr>
+      </w:pPr>
+      <w:r>
+        <w:rPr>
+          <w:lang w:val="en-GH"/>
+        </w:rPr>
+        <w:t>These cookies help provide a more personalised experience.</w:t>
+      </w:r>
+    </w:p>
+    <w:p>
+      <w:pPr>
+        <w:rPr>
+          <w:lang w:val="en-GH"/>
+        </w:rPr>
+      </w:pPr>
+      <w:r>
+        <w:rPr>
+          <w:lang w:val="en-GH"/>
+        </w:rPr>
+        <w:pict w14:anchorId="68E2B51D">
+          <v:rect id="_x0000_i1115" style="width:0;height:1.5pt" o:hralign="center" o:hrstd="t" o:hr="t" fillcolor="#a0a0a0" stroked="f"/>
+        </w:pict>
       </w:r>
     </w:p>
     <w:p>
@@ -413,14 +1233,138 @@
         <w:rPr>
           <w:b/>
           <w:bCs/>
+          <w:lang w:val="en-GH"/>
         </w:rPr>
       </w:pPr>
       <w:r>
         <w:rPr>
           <w:b/>
           <w:bCs/>
-        </w:rPr>
-        <w:t>Click here to see the cookies and similar technologies we use</w:t>
+          <w:lang w:val="en-GH"/>
+        </w:rPr>
+        <w:t>Advertising and Marketing Cookies</w:t>
+      </w:r>
+    </w:p>
+    <w:p>
+      <w:pPr>
+        <w:rPr>
+          <w:lang w:val="en-GH"/>
+        </w:rPr>
+      </w:pPr>
+      <w:r>
+        <w:rPr>
+          <w:lang w:val="en-GH"/>
+        </w:rPr>
+        <w:t>These cookies may be used to:</w:t>
+      </w:r>
+    </w:p>
+    <w:p>
+      <w:pPr>
+        <w:numPr>
+          <w:ilvl w:val="0"/>
+          <w:numId w:val="9"/>
+        </w:numPr>
+        <w:rPr>
+          <w:lang w:val="en-GH"/>
+        </w:rPr>
+      </w:pPr>
+      <w:r>
+        <w:rPr>
+          <w:lang w:val="en-GH"/>
+        </w:rPr>
+        <w:t>Show advertisements that may be relevant to your interests;</w:t>
+      </w:r>
+    </w:p>
+    <w:p>
+      <w:pPr>
+        <w:numPr>
+          <w:ilvl w:val="0"/>
+          <w:numId w:val="9"/>
+        </w:numPr>
+        <w:rPr>
+          <w:lang w:val="en-GH"/>
+        </w:rPr>
+      </w:pPr>
+      <w:r>
+        <w:rPr>
+          <w:lang w:val="en-GH"/>
+        </w:rPr>
+        <w:t>Measure advertising performance;</w:t>
+      </w:r>
+    </w:p>
+    <w:p>
+      <w:pPr>
+        <w:numPr>
+          <w:ilvl w:val="0"/>
+          <w:numId w:val="9"/>
+        </w:numPr>
+        <w:rPr>
+          <w:lang w:val="en-GH"/>
+        </w:rPr>
+      </w:pPr>
+      <w:r>
+        <w:rPr>
+          <w:lang w:val="en-GH"/>
+        </w:rPr>
+        <w:t>Limit the number of times you see an advertisement;</w:t>
+      </w:r>
+    </w:p>
+    <w:p>
+      <w:pPr>
+        <w:numPr>
+          <w:ilvl w:val="0"/>
+          <w:numId w:val="9"/>
+        </w:numPr>
+        <w:rPr>
+          <w:lang w:val="en-GH"/>
+        </w:rPr>
+      </w:pPr>
+      <w:r>
+        <w:rPr>
+          <w:lang w:val="en-GH"/>
+        </w:rPr>
+        <w:t>Understand how users interact with advertising campaigns.</w:t>
+      </w:r>
+    </w:p>
+    <w:p>
+      <w:pPr>
+        <w:rPr>
+          <w:lang w:val="en-GH"/>
+        </w:rPr>
+      </w:pPr>
+      <w:r>
+        <w:rPr>
+          <w:lang w:val="en-GH"/>
+        </w:rPr>
+        <w:t>Advertising cookies may be placed by Dellics Travels or by selected advertising and marketing partners.</w:t>
+      </w:r>
+    </w:p>
+    <w:p>
+      <w:pPr>
+        <w:rPr>
+          <w:lang w:val="en-GH"/>
+        </w:rPr>
+      </w:pPr>
+      <w:r>
+        <w:rPr>
+          <w:lang w:val="en-GH"/>
+        </w:rPr>
+        <w:t>Where required by law, we will request your consent before using advertising cookies.</w:t>
+      </w:r>
+    </w:p>
+    <w:p>
+      <w:pPr>
+        <w:rPr>
+          <w:lang w:val="en-GH"/>
+        </w:rPr>
+      </w:pPr>
+      <w:r>
+        <w:rPr>
+          <w:lang w:val="en-GH"/>
+        </w:rPr>
+        <w:pict w14:anchorId="5C4B1B16">
+          <v:rect id="_x0000_i1116" style="width:0;height:1.5pt" o:hralign="center" o:hrstd="t" o:hr="t" fillcolor="#a0a0a0" stroked="f"/>
+        </w:pict>
       </w:r>
     </w:p>
     <w:p>
@@ -428,90 +1372,169 @@
         <w:rPr>
           <w:b/>
           <w:bCs/>
+          <w:lang w:val="en-GH"/>
         </w:rPr>
       </w:pPr>
       <w:r>
         <w:rPr>
           <w:b/>
           <w:bCs/>
-        </w:rPr>
-        <w:t>How can I withdraw my consent to the use of cookies and similar technologies?</w:t>
-      </w:r>
-    </w:p>
-    <w:p>
-      <w:r>
-        <mc:AlternateContent>
-          <mc:Choice Requires="wps">
-            <w:drawing>
-              <wp:inline distT="0" distB="0" distL="0" distR="0" wp14:anchorId="0E3FF584" wp14:editId="0B9F0B1B">
-                <wp:extent cx="304800" cy="304800"/>
-                <wp:effectExtent l="0" t="0" r="0" b="0"/>
-                <wp:docPr id="1860470753" name="Rectangle 7"/>
-                <wp:cNvGraphicFramePr>
-                  <a:graphicFrameLocks xmlns:a="http://schemas.openxmlformats.org/drawingml/2006/main" noChangeAspect="1"/>
-                </wp:cNvGraphicFramePr>
-                <a:graphic xmlns:a="http://schemas.openxmlformats.org/drawingml/2006/main">
-                  <a:graphicData uri="http://schemas.microsoft.com/office/word/2010/wordprocessingShape">
-                    <wps:wsp>
-                      <wps:cNvSpPr>
-                        <a:spLocks noChangeAspect="1" noChangeArrowheads="1"/>
-                      </wps:cNvSpPr>
-                      <wps:spPr bwMode="auto">
-                        <a:xfrm>
-                          <a:off x="0" y="0"/>
-                          <a:ext cx="304800" cy="304800"/>
-                        </a:xfrm>
-                        <a:prstGeom prst="rect">
-                          <a:avLst/>
-                        </a:prstGeom>
-                        <a:noFill/>
-                        <a:ln>
-                          <a:noFill/>
-                        </a:ln>
-                        <a:extLst>
-                          <a:ext uri="{909E8E84-426E-40DD-AFC4-6F175D3DCCD1}">
-                            <a14:hiddenFill xmlns:a14="http://schemas.microsoft.com/office/drawing/2010/main">
-                              <a:solidFill>
-                                <a:srgbClr val="FFFFFF"/>
-                              </a:solidFill>
-                            </a14:hiddenFill>
-                          </a:ext>
-                          <a:ext uri="{91240B29-F687-4F45-9708-019B960494DF}">
-                            <a14:hiddenLine xmlns:a14="http://schemas.microsoft.com/office/drawing/2010/main" w="9525">
-                              <a:solidFill>
-                                <a:srgbClr val="000000"/>
-                              </a:solidFill>
-                              <a:miter lim="800000"/>
-                              <a:headEnd/>
-                              <a:tailEnd/>
-                            </a14:hiddenLine>
-                          </a:ext>
-                        </a:extLst>
-                      </wps:spPr>
-                      <wps:bodyPr rot="0" vert="horz" wrap="square" lIns="91440" tIns="45720" rIns="91440" bIns="45720" anchor="t" anchorCtr="0" upright="1">
-                        <a:noAutofit/>
-                      </wps:bodyPr>
-                    </wps:wsp>
-                  </a:graphicData>
-                </a:graphic>
-              </wp:inline>
-            </w:drawing>
-          </mc:Choice>
-          <mc:Fallback>
-            <w:pict>
-              <v:rect w14:anchorId="3EF3C13D" id="Rectangle 7" o:spid="_x0000_s1026" style="width:24pt;height:24pt;visibility:visible;mso-wrap-style:square;mso-left-percent:-10001;mso-top-percent:-10001;mso-position-horizontal:absolute;mso-position-horizontal-relative:char;mso-position-vertical:absolute;mso-position-vertical-relative:line;mso-left-percent:-10001;mso-top-percent:-10001;v-text-anchor:top" o:gfxdata="UEsDBBQABgAIAAAAIQC2gziS/gAAAOEBAAATAAAAW0NvbnRlbnRfVHlwZXNdLnhtbJSRQU7DMBBF&#10;90jcwfIWJU67QAgl6YK0S0CoHGBkTxKLZGx5TGhvj5O2G0SRWNoz/78nu9wcxkFMGNg6quQqL6RA&#10;0s5Y6ir5vt9lD1JwBDIwOMJKHpHlpr69KfdHjyxSmriSfYz+USnWPY7AufNIadK6MEJMx9ApD/oD&#10;OlTrorhX2lFEilmcO2RdNtjC5xDF9pCuTyYBB5bi6bQ4syoJ3g9WQ0ymaiLzg5KdCXlKLjvcW893&#10;SUOqXwnz5DrgnHtJTxOsQfEKIT7DmDSUCaxw7Rqn8787ZsmRM9e2VmPeBN4uqYvTtW7jvijg9N/y&#10;JsXecLq0q+WD6m8AAAD//wMAUEsDBBQABgAIAAAAIQA4/SH/1gAAAJQBAAALAAAAX3JlbHMvLnJl&#10;bHOkkMFqwzAMhu+DvYPRfXGawxijTi+j0GvpHsDYimMaW0Yy2fr2M4PBMnrbUb/Q94l/f/hMi1qR&#10;JVI2sOt6UJgd+ZiDgffL8ekFlFSbvV0oo4EbChzGx4f9GRdb25HMsYhqlCwG5lrLq9biZkxWOiqY&#10;22YiTra2kYMu1l1tQD30/bPm3wwYN0x18gb45AdQl1tp5j/sFB2T0FQ7R0nTNEV3j6o9feQzro1i&#10;OWA14Fm+Q8a1a8+Bvu/d/dMb2JY5uiPbhG/ktn4cqGU/er3pcvwCAAD//wMAUEsDBBQABgAIAAAA&#10;IQDuEevW0gEAAJ4DAAAOAAAAZHJzL2Uyb0RvYy54bWysU9uO0zAQfUfiHyy/06SlwBI1Xa12tQhp&#10;YZEWPsB17MQi8ZgZt2n5esZOty3whnix5uKcOXN8srreD73YGSQHvpbzWSmF8Roa59tafvt6/+pK&#10;CorKN6oHb2p5MCSv1y9frMZQmQV00DcGBYN4qsZQyy7GUBUF6c4MimYQjOemBRxU5BTbokE1MvrQ&#10;F4uyfFuMgE1A0IaIq3dTU64zvrVGx0dryUTR15K5xXxiPjfpLNYrVbWoQuf0kYb6BxaDcp6HnqDu&#10;VFRii+4vqMFpBAIbZxqGAqx12uQdeJt5+cc2T50KJu/C4lA4yUT/D1Z/3j2FL5ioU3gA/Z2Eh9tO&#10;+dbcUGD5+FHluYQIY2dUwwzmSbtiDFSdMFJCjCY24ydo+LXVNkKWZW9xSDN4YbHP6h9O6pt9FJqL&#10;r8vlVclvpLl1jNMEVT1/HJDiBwODSEEtkdllcLV7oDhdfb6SZnm4d32fH7j3vxUYM1Uy+cQ3uYWq&#10;DTQH5o4wmYRNzUEH+FOKkQ1SS/qxVWik6D963v/9fLlMjsrJ8s27BSd42dlcdpTXDFXLKMUU3sbJ&#10;hduAru2yzBPHG9bMurzPmdWRLJsgK3I0bHLZZZ5vnX+r9S8AAAD//wMAUEsDBBQABgAIAAAAIQBM&#10;oOks2AAAAAMBAAAPAAAAZHJzL2Rvd25yZXYueG1sTI9BS8NAEIXvgv9hGcGL2I0iUmI2RQpiEaGY&#10;as/T7JgEs7NpdpvEf9+pHvQyw+MNb76XLSbXqoH60Hg2cDNLQBGX3jZcGXjfPF3PQYWIbLH1TAa+&#10;KcAiPz/LMLV+5DcailgpCeGQooE6xi7VOpQ1OQwz3xGL9+l7h1FkX2nb4yjhrtW3SXKvHTYsH2rs&#10;aFlT+VUcnIGxXA/bzeuzXl9tV573q/2y+Hgx5vJienwAFWmKf8dwwhd0yIVp5w9sg2oNSJH4M8W7&#10;m4va/W6dZ/o/e34EAAD//wMAUEsBAi0AFAAGAAgAAAAhALaDOJL+AAAA4QEAABMAAAAAAAAAAAAA&#10;AAAAAAAAAFtDb250ZW50X1R5cGVzXS54bWxQSwECLQAUAAYACAAAACEAOP0h/9YAAACUAQAACwAA&#10;AAAAAAAAAAAAAAAvAQAAX3JlbHMvLnJlbHNQSwECLQAUAAYACAAAACEA7hHr1tIBAACeAwAADgAA&#10;AAAAAAAAAAAAAAAuAgAAZHJzL2Uyb0RvYy54bWxQSwECLQAUAAYACAAAACEATKDpLNgAAAADAQAA&#10;DwAAAAAAAAAAAAAAAAAsBAAAZHJzL2Rvd25yZXYueG1sUEsFBgAAAAAEAAQA8wAAADEFAAAAAA==&#10;" filled="f" stroked="f">
-                <o:lock v:ext="edit" aspectratio="t"/>
-                <w10:anchorlock/>
-              </v:rect>
-            </w:pict>
-          </mc:Fallback>
-        </mc:AlternateContent>
-      </w:r>
-    </w:p>
-    <w:p>
-      <w:r>
+          <w:lang w:val="en-GH"/>
+        </w:rPr>
+        <w:t>Third-Party Cookies</w:t>
+      </w:r>
+    </w:p>
+    <w:p>
+      <w:pPr>
+        <w:rPr>
+          <w:lang w:val="en-GH"/>
+        </w:rPr>
+      </w:pPr>
+      <w:r>
+        <w:rPr>
+          <w:lang w:val="en-GH"/>
+        </w:rPr>
+        <w:t>Some cookies may be placed by third parties whose services are integrated into our website or Services.</w:t>
+      </w:r>
+    </w:p>
+    <w:p>
+      <w:pPr>
+        <w:rPr>
+          <w:lang w:val="en-GH"/>
+        </w:rPr>
+      </w:pPr>
+      <w:r>
+        <w:rPr>
+          <w:lang w:val="en-GH"/>
+        </w:rPr>
+        <w:t>Examples may include:</w:t>
+      </w:r>
+    </w:p>
+    <w:p>
+      <w:pPr>
+        <w:numPr>
+          <w:ilvl w:val="0"/>
+          <w:numId w:val="10"/>
+        </w:numPr>
+        <w:rPr>
+          <w:lang w:val="en-GH"/>
+        </w:rPr>
+      </w:pPr>
+      <w:r>
+        <w:rPr>
+          <w:lang w:val="en-GH"/>
+        </w:rPr>
+        <w:t>Payment providers;</w:t>
+      </w:r>
+    </w:p>
+    <w:p>
+      <w:pPr>
+        <w:numPr>
+          <w:ilvl w:val="0"/>
+          <w:numId w:val="10"/>
+        </w:numPr>
+        <w:rPr>
+          <w:lang w:val="en-GH"/>
+        </w:rPr>
+      </w:pPr>
+      <w:r>
+        <w:rPr>
+          <w:lang w:val="en-GH"/>
+        </w:rPr>
+        <w:t>Social media platforms;</w:t>
+      </w:r>
+    </w:p>
+    <w:p>
+      <w:pPr>
+        <w:numPr>
+          <w:ilvl w:val="0"/>
+          <w:numId w:val="10"/>
+        </w:numPr>
+        <w:rPr>
+          <w:lang w:val="en-GH"/>
+        </w:rPr>
+      </w:pPr>
+      <w:r>
+        <w:rPr>
+          <w:lang w:val="en-GH"/>
+        </w:rPr>
+        <w:t>Analytics providers;</w:t>
+      </w:r>
+    </w:p>
+    <w:p>
+      <w:pPr>
+        <w:numPr>
+          <w:ilvl w:val="0"/>
+          <w:numId w:val="10"/>
+        </w:numPr>
+        <w:rPr>
+          <w:lang w:val="en-GH"/>
+        </w:rPr>
+      </w:pPr>
+      <w:r>
+        <w:rPr>
+          <w:lang w:val="en-GH"/>
+        </w:rPr>
+        <w:t>Travel service providers;</w:t>
+      </w:r>
+    </w:p>
+    <w:p>
+      <w:pPr>
+        <w:numPr>
+          <w:ilvl w:val="0"/>
+          <w:numId w:val="10"/>
+        </w:numPr>
+        <w:rPr>
+          <w:lang w:val="en-GH"/>
+        </w:rPr>
+      </w:pPr>
+      <w:r>
+        <w:rPr>
+          <w:lang w:val="en-GH"/>
+        </w:rPr>
+        <w:t>Embedded content providers.</w:t>
+      </w:r>
+    </w:p>
+    <w:p>
+      <w:pPr>
+        <w:rPr>
+          <w:lang w:val="en-GH"/>
+        </w:rPr>
+      </w:pPr>
+      <w:r>
+        <w:rPr>
+          <w:lang w:val="en-GH"/>
+        </w:rPr>
+        <w:t>These third parties may process information according to their own privacy and cookie policies.</w:t>
+      </w:r>
+    </w:p>
+    <w:p>
+      <w:pPr>
+        <w:rPr>
+          <w:lang w:val="en-GH"/>
+        </w:rPr>
+      </w:pPr>
+      <w:r>
+        <w:rPr>
+          <w:lang w:val="en-GH"/>
+        </w:rPr>
+        <w:t>Dellics Travels does not control third-party cookies that are independently managed by those providers.</w:t>
+      </w:r>
+    </w:p>
+    <w:p>
+      <w:pPr>
+        <w:rPr>
+          <w:lang w:val="en-GH"/>
+        </w:rPr>
+      </w:pPr>
+      <w:r>
+        <w:rPr>
+          <w:lang w:val="en-GH"/>
+        </w:rPr>
         <w:lastRenderedPageBreak/>
-        <w:t>When you access our services for the first time on your device, we ask you to agree to us using cookies and similar technologies in line with this policy. If you don't agree to our use of these technologies, or you change your mind at a later date, you can withdraw your consent using the methods set out in this Policy or alternatively, stop using our services.</w:t>
+        <w:pict w14:anchorId="485AF701">
+          <v:rect id="_x0000_i1117" style="width:0;height:1.5pt" o:hralign="center" o:hrstd="t" o:hr="t" fillcolor="#a0a0a0" stroked="f"/>
+        </w:pict>
       </w:r>
     </w:p>
     <w:p>
@@ -519,123 +1542,725 @@
         <w:rPr>
           <w:b/>
           <w:bCs/>
+          <w:lang w:val="en-GH"/>
         </w:rPr>
       </w:pPr>
       <w:r>
         <w:rPr>
           <w:b/>
           <w:bCs/>
-        </w:rPr>
-        <w:t>Learn more about opting-in or opting-out of cookies and similar tracking technologies</w:t>
-      </w:r>
-    </w:p>
-    <w:p>
-      <w:pPr>
-        <w:rPr>
-          <w:b/>
-          <w:bCs/>
-        </w:rPr>
-      </w:pPr>
-      <w:r>
-        <w:rPr>
-          <w:b/>
-          <w:bCs/>
-        </w:rPr>
-        <w:t>More information</w:t>
-      </w:r>
-    </w:p>
-    <w:p>
-      <w:r>
-        <mc:AlternateContent>
-          <mc:Choice Requires="wps">
-            <w:drawing>
-              <wp:inline distT="0" distB="0" distL="0" distR="0" wp14:anchorId="46BA7C81" wp14:editId="30ABAC71">
-                <wp:extent cx="304800" cy="304800"/>
-                <wp:effectExtent l="0" t="0" r="0" b="0"/>
-                <wp:docPr id="272988275" name="Rectangle 6"/>
-                <wp:cNvGraphicFramePr>
-                  <a:graphicFrameLocks xmlns:a="http://schemas.openxmlformats.org/drawingml/2006/main" noChangeAspect="1"/>
-                </wp:cNvGraphicFramePr>
-                <a:graphic xmlns:a="http://schemas.openxmlformats.org/drawingml/2006/main">
-                  <a:graphicData uri="http://schemas.microsoft.com/office/word/2010/wordprocessingShape">
-                    <wps:wsp>
-                      <wps:cNvSpPr>
-                        <a:spLocks noChangeAspect="1" noChangeArrowheads="1"/>
-                      </wps:cNvSpPr>
-                      <wps:spPr bwMode="auto">
-                        <a:xfrm>
-                          <a:off x="0" y="0"/>
-                          <a:ext cx="304800" cy="304800"/>
-                        </a:xfrm>
-                        <a:prstGeom prst="rect">
-                          <a:avLst/>
-                        </a:prstGeom>
-                        <a:noFill/>
-                        <a:ln>
-                          <a:noFill/>
-                        </a:ln>
-                        <a:extLst>
-                          <a:ext uri="{909E8E84-426E-40DD-AFC4-6F175D3DCCD1}">
-                            <a14:hiddenFill xmlns:a14="http://schemas.microsoft.com/office/drawing/2010/main">
-                              <a:solidFill>
-                                <a:srgbClr val="FFFFFF"/>
-                              </a:solidFill>
-                            </a14:hiddenFill>
-                          </a:ext>
-                          <a:ext uri="{91240B29-F687-4F45-9708-019B960494DF}">
-                            <a14:hiddenLine xmlns:a14="http://schemas.microsoft.com/office/drawing/2010/main" w="9525">
-                              <a:solidFill>
-                                <a:srgbClr val="000000"/>
-                              </a:solidFill>
-                              <a:miter lim="800000"/>
-                              <a:headEnd/>
-                              <a:tailEnd/>
-                            </a14:hiddenLine>
-                          </a:ext>
-                        </a:extLst>
-                      </wps:spPr>
-                      <wps:bodyPr rot="0" vert="horz" wrap="square" lIns="91440" tIns="45720" rIns="91440" bIns="45720" anchor="t" anchorCtr="0" upright="1">
-                        <a:noAutofit/>
-                      </wps:bodyPr>
-                    </wps:wsp>
-                  </a:graphicData>
-                </a:graphic>
-              </wp:inline>
-            </w:drawing>
-          </mc:Choice>
-          <mc:Fallback>
-            <w:pict>
-              <v:rect w14:anchorId="04079A70" id="Rectangle 6" o:spid="_x0000_s1026" style="width:24pt;height:24pt;visibility:visible;mso-wrap-style:square;mso-left-percent:-10001;mso-top-percent:-10001;mso-position-horizontal:absolute;mso-position-horizontal-relative:char;mso-position-vertical:absolute;mso-position-vertical-relative:line;mso-left-percent:-10001;mso-top-percent:-10001;v-text-anchor:top" o:gfxdata="UEsDBBQABgAIAAAAIQC2gziS/gAAAOEBAAATAAAAW0NvbnRlbnRfVHlwZXNdLnhtbJSRQU7DMBBF&#10;90jcwfIWJU67QAgl6YK0S0CoHGBkTxKLZGx5TGhvj5O2G0SRWNoz/78nu9wcxkFMGNg6quQqL6RA&#10;0s5Y6ir5vt9lD1JwBDIwOMJKHpHlpr69KfdHjyxSmriSfYz+USnWPY7AufNIadK6MEJMx9ApD/oD&#10;OlTrorhX2lFEilmcO2RdNtjC5xDF9pCuTyYBB5bi6bQ4syoJ3g9WQ0ymaiLzg5KdCXlKLjvcW893&#10;SUOqXwnz5DrgnHtJTxOsQfEKIT7DmDSUCaxw7Rqn8787ZsmRM9e2VmPeBN4uqYvTtW7jvijg9N/y&#10;JsXecLq0q+WD6m8AAAD//wMAUEsDBBQABgAIAAAAIQA4/SH/1gAAAJQBAAALAAAAX3JlbHMvLnJl&#10;bHOkkMFqwzAMhu+DvYPRfXGawxijTi+j0GvpHsDYimMaW0Yy2fr2M4PBMnrbUb/Q94l/f/hMi1qR&#10;JVI2sOt6UJgd+ZiDgffL8ekFlFSbvV0oo4EbChzGx4f9GRdb25HMsYhqlCwG5lrLq9biZkxWOiqY&#10;22YiTra2kYMu1l1tQD30/bPm3wwYN0x18gb45AdQl1tp5j/sFB2T0FQ7R0nTNEV3j6o9feQzro1i&#10;OWA14Fm+Q8a1a8+Bvu/d/dMb2JY5uiPbhG/ktn4cqGU/er3pcvwCAAD//wMAUEsDBBQABgAIAAAA&#10;IQDuEevW0gEAAJ4DAAAOAAAAZHJzL2Uyb0RvYy54bWysU9uO0zAQfUfiHyy/06SlwBI1Xa12tQhp&#10;YZEWPsB17MQi8ZgZt2n5esZOty3whnix5uKcOXN8srreD73YGSQHvpbzWSmF8Roa59tafvt6/+pK&#10;CorKN6oHb2p5MCSv1y9frMZQmQV00DcGBYN4qsZQyy7GUBUF6c4MimYQjOemBRxU5BTbokE1MvrQ&#10;F4uyfFuMgE1A0IaIq3dTU64zvrVGx0dryUTR15K5xXxiPjfpLNYrVbWoQuf0kYb6BxaDcp6HnqDu&#10;VFRii+4vqMFpBAIbZxqGAqx12uQdeJt5+cc2T50KJu/C4lA4yUT/D1Z/3j2FL5ioU3gA/Z2Eh9tO&#10;+dbcUGD5+FHluYQIY2dUwwzmSbtiDFSdMFJCjCY24ydo+LXVNkKWZW9xSDN4YbHP6h9O6pt9FJqL&#10;r8vlVclvpLl1jNMEVT1/HJDiBwODSEEtkdllcLV7oDhdfb6SZnm4d32fH7j3vxUYM1Uy+cQ3uYWq&#10;DTQH5o4wmYRNzUEH+FOKkQ1SS/qxVWik6D963v/9fLlMjsrJ8s27BSd42dlcdpTXDFXLKMUU3sbJ&#10;hduAru2yzBPHG9bMurzPmdWRLJsgK3I0bHLZZZ5vnX+r9S8AAAD//wMAUEsDBBQABgAIAAAAIQBM&#10;oOks2AAAAAMBAAAPAAAAZHJzL2Rvd25yZXYueG1sTI9BS8NAEIXvgv9hGcGL2I0iUmI2RQpiEaGY&#10;as/T7JgEs7NpdpvEf9+pHvQyw+MNb76XLSbXqoH60Hg2cDNLQBGX3jZcGXjfPF3PQYWIbLH1TAa+&#10;KcAiPz/LMLV+5DcailgpCeGQooE6xi7VOpQ1OQwz3xGL9+l7h1FkX2nb4yjhrtW3SXKvHTYsH2rs&#10;aFlT+VUcnIGxXA/bzeuzXl9tV573q/2y+Hgx5vJienwAFWmKf8dwwhd0yIVp5w9sg2oNSJH4M8W7&#10;m4va/W6dZ/o/e34EAAD//wMAUEsBAi0AFAAGAAgAAAAhALaDOJL+AAAA4QEAABMAAAAAAAAAAAAA&#10;AAAAAAAAAFtDb250ZW50X1R5cGVzXS54bWxQSwECLQAUAAYACAAAACEAOP0h/9YAAACUAQAACwAA&#10;AAAAAAAAAAAAAAAvAQAAX3JlbHMvLnJlbHNQSwECLQAUAAYACAAAACEA7hHr1tIBAACeAwAADgAA&#10;AAAAAAAAAAAAAAAuAgAAZHJzL2Uyb0RvYy54bWxQSwECLQAUAAYACAAAACEATKDpLNgAAAADAQAA&#10;DwAAAAAAAAAAAAAAAAAsBAAAZHJzL2Rvd25yZXYueG1sUEsFBgAAAAAEAAQA8wAAADEFAAAAAA==&#10;" filled="f" stroked="f">
-                <o:lock v:ext="edit" aspectratio="t"/>
-                <w10:anchorlock/>
-              </v:rect>
-            </w:pict>
-          </mc:Fallback>
-        </mc:AlternateContent>
-      </w:r>
-    </w:p>
-    <w:p>
-      <w:r>
-        <w:t xml:space="preserve">If you have any questions regarding this Policy or would like more information about the cookies used on our </w:t>
-      </w:r>
-      <w:proofErr w:type="gramStart"/>
-      <w:r>
-        <w:t>Website</w:t>
-      </w:r>
-      <w:proofErr w:type="gramEnd"/>
-      <w:r>
-        <w:t xml:space="preserve"> or App, please </w:t>
-      </w:r>
-      <w:hyperlink r:id="rId6" w:tgtFrame="_blank" w:history="1">
+          <w:lang w:val="en-GH"/>
+        </w:rPr>
+        <w:t>5. How Can You Manage or Withdraw Consent?</w:t>
+      </w:r>
+    </w:p>
+    <w:p>
+      <w:pPr>
+        <w:rPr>
+          <w:lang w:val="en-GH"/>
+        </w:rPr>
+      </w:pPr>
+      <w:r>
+        <w:rPr>
+          <w:lang w:val="en-GH"/>
+        </w:rPr>
+        <w:t xml:space="preserve">When you first visit the </w:t>
+      </w:r>
+      <w:hyperlink r:id="rId7" w:history="1">
         <w:r>
           <w:rPr>
             <w:rStyle w:val="Hyperlink"/>
+            <w:b/>
+            <w:bCs/>
+            <w:lang w:val="en-GH"/>
           </w:rPr>
-          <w:t>contact us</w:t>
+          <w:t>Dellics Travels website</w:t>
         </w:r>
       </w:hyperlink>
       <w:r>
-        <w:t>.</w:t>
+        <w:rPr>
+          <w:lang w:val="en-GH"/>
+        </w:rPr>
+        <w:t>, you may be presented with a cookie notice or consent tool where required by applicable law.</w:t>
+      </w:r>
+    </w:p>
+    <w:p>
+      <w:pPr>
+        <w:rPr>
+          <w:lang w:val="en-GH"/>
+        </w:rPr>
+      </w:pPr>
+      <w:r>
+        <w:rPr>
+          <w:lang w:val="en-GH"/>
+        </w:rPr>
+        <w:t>You may:</w:t>
+      </w:r>
+    </w:p>
+    <w:p>
+      <w:pPr>
+        <w:numPr>
+          <w:ilvl w:val="0"/>
+          <w:numId w:val="11"/>
+        </w:numPr>
+        <w:rPr>
+          <w:lang w:val="en-GH"/>
+        </w:rPr>
+      </w:pPr>
+      <w:r>
+        <w:rPr>
+          <w:lang w:val="en-GH"/>
+        </w:rPr>
+        <w:t>Accept all cookies;</w:t>
+      </w:r>
+    </w:p>
+    <w:p>
+      <w:pPr>
+        <w:numPr>
+          <w:ilvl w:val="0"/>
+          <w:numId w:val="11"/>
+        </w:numPr>
+        <w:rPr>
+          <w:lang w:val="en-GH"/>
+        </w:rPr>
+      </w:pPr>
+      <w:r>
+        <w:rPr>
+          <w:lang w:val="en-GH"/>
+        </w:rPr>
+        <w:t>Reject non-essential cookies;</w:t>
+      </w:r>
+    </w:p>
+    <w:p>
+      <w:pPr>
+        <w:numPr>
+          <w:ilvl w:val="0"/>
+          <w:numId w:val="11"/>
+        </w:numPr>
+        <w:rPr>
+          <w:lang w:val="en-GH"/>
+        </w:rPr>
+      </w:pPr>
+      <w:r>
+        <w:rPr>
+          <w:lang w:val="en-GH"/>
+        </w:rPr>
+        <w:t>Choose specific categories of cookies; or</w:t>
+      </w:r>
+    </w:p>
+    <w:p>
+      <w:pPr>
+        <w:numPr>
+          <w:ilvl w:val="0"/>
+          <w:numId w:val="11"/>
+        </w:numPr>
+        <w:rPr>
+          <w:lang w:val="en-GH"/>
+        </w:rPr>
+      </w:pPr>
+      <w:r>
+        <w:rPr>
+          <w:lang w:val="en-GH"/>
+        </w:rPr>
+        <w:t>Change your preferences at a later time.</w:t>
+      </w:r>
+    </w:p>
+    <w:p>
+      <w:pPr>
+        <w:rPr>
+          <w:lang w:val="en-GH"/>
+        </w:rPr>
+      </w:pPr>
+      <w:r>
+        <w:rPr>
+          <w:lang w:val="en-GH"/>
+        </w:rPr>
+        <w:t>You can also control cookies through your browser settings.</w:t>
+      </w:r>
+    </w:p>
+    <w:p>
+      <w:pPr>
+        <w:rPr>
+          <w:lang w:val="en-GH"/>
+        </w:rPr>
+      </w:pPr>
+      <w:r>
+        <w:rPr>
+          <w:lang w:val="en-GH"/>
+        </w:rPr>
+        <w:t>Please note that disabling certain cookies may affect the functionality of our website and Services.</w:t>
+      </w:r>
+    </w:p>
+    <w:p>
+      <w:pPr>
+        <w:rPr>
+          <w:lang w:val="en-GH"/>
+        </w:rPr>
+      </w:pPr>
+      <w:r>
+        <w:rPr>
+          <w:lang w:val="en-GH"/>
+        </w:rPr>
+        <w:pict w14:anchorId="64C2BD4C">
+          <v:rect id="_x0000_i1118" style="width:0;height:1.5pt" o:hralign="center" o:hrstd="t" o:hr="t" fillcolor="#a0a0a0" stroked="f"/>
+        </w:pict>
+      </w:r>
+    </w:p>
+    <w:p>
+      <w:pPr>
+        <w:rPr>
+          <w:b/>
+          <w:bCs/>
+          <w:lang w:val="en-GH"/>
+        </w:rPr>
+      </w:pPr>
+      <w:r>
+        <w:rPr>
+          <w:b/>
+          <w:bCs/>
+          <w:lang w:val="en-GH"/>
+        </w:rPr>
+        <w:t>6. Browser Controls</w:t>
+      </w:r>
+    </w:p>
+    <w:p>
+      <w:pPr>
+        <w:rPr>
+          <w:lang w:val="en-GH"/>
+        </w:rPr>
+      </w:pPr>
+      <w:r>
+        <w:rPr>
+          <w:lang w:val="en-GH"/>
+        </w:rPr>
+        <w:t>Most web browsers allow you to:</w:t>
+      </w:r>
+    </w:p>
+    <w:p>
+      <w:pPr>
+        <w:numPr>
+          <w:ilvl w:val="0"/>
+          <w:numId w:val="12"/>
+        </w:numPr>
+        <w:rPr>
+          <w:lang w:val="en-GH"/>
+        </w:rPr>
+      </w:pPr>
+      <w:r>
+        <w:rPr>
+          <w:lang w:val="en-GH"/>
+        </w:rPr>
+        <w:t>View cookies;</w:t>
+      </w:r>
+    </w:p>
+    <w:p>
+      <w:pPr>
+        <w:numPr>
+          <w:ilvl w:val="0"/>
+          <w:numId w:val="12"/>
+        </w:numPr>
+        <w:rPr>
+          <w:lang w:val="en-GH"/>
+        </w:rPr>
+      </w:pPr>
+      <w:r>
+        <w:rPr>
+          <w:lang w:val="en-GH"/>
+        </w:rPr>
+        <w:t>Delete cookies;</w:t>
+      </w:r>
+    </w:p>
+    <w:p>
+      <w:pPr>
+        <w:numPr>
+          <w:ilvl w:val="0"/>
+          <w:numId w:val="12"/>
+        </w:numPr>
+        <w:rPr>
+          <w:lang w:val="en-GH"/>
+        </w:rPr>
+      </w:pPr>
+      <w:r>
+        <w:rPr>
+          <w:lang w:val="en-GH"/>
+        </w:rPr>
+        <w:t>Block cookies;</w:t>
+      </w:r>
+    </w:p>
+    <w:p>
+      <w:pPr>
+        <w:numPr>
+          <w:ilvl w:val="0"/>
+          <w:numId w:val="12"/>
+        </w:numPr>
+        <w:rPr>
+          <w:lang w:val="en-GH"/>
+        </w:rPr>
+      </w:pPr>
+      <w:r>
+        <w:rPr>
+          <w:lang w:val="en-GH"/>
+        </w:rPr>
+        <w:t>Restrict certain categories of cookies.</w:t>
+      </w:r>
+    </w:p>
+    <w:p>
+      <w:pPr>
+        <w:rPr>
+          <w:lang w:val="en-GH"/>
+        </w:rPr>
+      </w:pPr>
+      <w:r>
+        <w:rPr>
+          <w:lang w:val="en-GH"/>
+        </w:rPr>
+        <w:t>Browser instructions vary depending on the browser you use.</w:t>
+      </w:r>
+    </w:p>
+    <w:p>
+      <w:pPr>
+        <w:rPr>
+          <w:lang w:val="en-GH"/>
+        </w:rPr>
+      </w:pPr>
+      <w:r>
+        <w:rPr>
+          <w:lang w:val="en-GH"/>
+        </w:rPr>
+        <w:t>For more information, please visit your browser provider’s support pages.</w:t>
+      </w:r>
+    </w:p>
+    <w:p>
+      <w:pPr>
+        <w:rPr>
+          <w:lang w:val="en-GH"/>
+        </w:rPr>
+      </w:pPr>
+      <w:r>
+        <w:rPr>
+          <w:lang w:val="en-GH"/>
+        </w:rPr>
+        <w:pict w14:anchorId="1DE507F2">
+          <v:rect id="_x0000_i1119" style="width:0;height:1.5pt" o:hralign="center" o:hrstd="t" o:hr="t" fillcolor="#a0a0a0" stroked="f"/>
+        </w:pict>
+      </w:r>
+    </w:p>
+    <w:p>
+      <w:pPr>
+        <w:rPr>
+          <w:b/>
+          <w:bCs/>
+          <w:lang w:val="en-GH"/>
+        </w:rPr>
+      </w:pPr>
+      <w:r>
+        <w:rPr>
+          <w:b/>
+          <w:bCs/>
+          <w:lang w:val="en-GH"/>
+        </w:rPr>
+        <w:t>7. How Long Do Cookies Remain on Your Device?</w:t>
+      </w:r>
+    </w:p>
+    <w:p>
+      <w:pPr>
+        <w:rPr>
+          <w:lang w:val="en-GH"/>
+        </w:rPr>
+      </w:pPr>
+      <w:r>
+        <w:rPr>
+          <w:lang w:val="en-GH"/>
+        </w:rPr>
+        <w:t>Some cookies are temporary and are deleted when you close your browser (</w:t>
+      </w:r>
+      <w:r>
+        <w:rPr>
+          <w:b/>
+          <w:bCs/>
+          <w:lang w:val="en-GH"/>
+        </w:rPr>
+        <w:t>session cookies</w:t>
+      </w:r>
+      <w:r>
+        <w:rPr>
+          <w:lang w:val="en-GH"/>
+        </w:rPr>
+        <w:t>).</w:t>
+      </w:r>
+    </w:p>
+    <w:p>
+      <w:pPr>
+        <w:rPr>
+          <w:lang w:val="en-GH"/>
+        </w:rPr>
+      </w:pPr>
+      <w:r>
+        <w:rPr>
+          <w:lang w:val="en-GH"/>
+        </w:rPr>
+        <w:t>Others remain on your device for a period of time after your visit (</w:t>
+      </w:r>
+      <w:r>
+        <w:rPr>
+          <w:b/>
+          <w:bCs/>
+          <w:lang w:val="en-GH"/>
+        </w:rPr>
+        <w:t>persistent cookies</w:t>
+      </w:r>
+      <w:r>
+        <w:rPr>
+          <w:lang w:val="en-GH"/>
+        </w:rPr>
+        <w:t>).</w:t>
+      </w:r>
+    </w:p>
+    <w:p>
+      <w:pPr>
+        <w:rPr>
+          <w:lang w:val="en-GH"/>
+        </w:rPr>
+      </w:pPr>
+      <w:r>
+        <w:rPr>
+          <w:lang w:val="en-GH"/>
+        </w:rPr>
+        <w:t>The length of time a cookie remains on your device depends on its purpose and settings.</w:t>
+      </w:r>
+    </w:p>
+    <w:p>
+      <w:pPr>
+        <w:rPr>
+          <w:lang w:val="en-GH"/>
+        </w:rPr>
+      </w:pPr>
+      <w:r>
+        <w:rPr>
+          <w:lang w:val="en-GH"/>
+        </w:rPr>
+        <w:lastRenderedPageBreak/>
+        <w:pict w14:anchorId="766E81A3">
+          <v:rect id="_x0000_i1120" style="width:0;height:1.5pt" o:hralign="center" o:hrstd="t" o:hr="t" fillcolor="#a0a0a0" stroked="f"/>
+        </w:pict>
+      </w:r>
+    </w:p>
+    <w:p>
+      <w:pPr>
+        <w:rPr>
+          <w:b/>
+          <w:bCs/>
+          <w:lang w:val="en-GH"/>
+        </w:rPr>
+      </w:pPr>
+      <w:r>
+        <w:rPr>
+          <w:b/>
+          <w:bCs/>
+          <w:lang w:val="en-GH"/>
+        </w:rPr>
+        <w:t>8. International Data Transfers</w:t>
+      </w:r>
+    </w:p>
+    <w:p>
+      <w:pPr>
+        <w:rPr>
+          <w:lang w:val="en-GH"/>
+        </w:rPr>
+      </w:pPr>
+      <w:r>
+        <w:rPr>
+          <w:lang w:val="en-GH"/>
+        </w:rPr>
+        <w:t>Information collected through cookies and similar technologies may be processed or stored in countries outside your country of residence.</w:t>
+      </w:r>
+    </w:p>
+    <w:p>
+      <w:pPr>
+        <w:rPr>
+          <w:lang w:val="en-GH"/>
+        </w:rPr>
+      </w:pPr>
+      <w:r>
+        <w:rPr>
+          <w:lang w:val="en-GH"/>
+        </w:rPr>
+        <w:t>Where international transfers occur, Dellics Travels takes reasonable steps to ensure that appropriate safeguards are in place.</w:t>
+      </w:r>
+    </w:p>
+    <w:p>
+      <w:pPr>
+        <w:rPr>
+          <w:lang w:val="en-GH"/>
+        </w:rPr>
+      </w:pPr>
+      <w:r>
+        <w:rPr>
+          <w:lang w:val="en-GH"/>
+        </w:rPr>
+        <w:pict w14:anchorId="0870494C">
+          <v:rect id="_x0000_i1121" style="width:0;height:1.5pt" o:hralign="center" o:hrstd="t" o:hr="t" fillcolor="#a0a0a0" stroked="f"/>
+        </w:pict>
+      </w:r>
+    </w:p>
+    <w:p>
+      <w:pPr>
+        <w:rPr>
+          <w:b/>
+          <w:bCs/>
+          <w:lang w:val="en-GH"/>
+        </w:rPr>
+      </w:pPr>
+      <w:r>
+        <w:rPr>
+          <w:b/>
+          <w:bCs/>
+          <w:lang w:val="en-GH"/>
+        </w:rPr>
+        <w:t>9. Changes to This Cookie Policy</w:t>
+      </w:r>
+    </w:p>
+    <w:p>
+      <w:pPr>
+        <w:rPr>
+          <w:lang w:val="en-GH"/>
+        </w:rPr>
+      </w:pPr>
+      <w:r>
+        <w:rPr>
+          <w:lang w:val="en-GH"/>
+        </w:rPr>
+        <w:t>We may update this Cookie Policy from time to time.</w:t>
+      </w:r>
+    </w:p>
+    <w:p>
+      <w:pPr>
+        <w:rPr>
+          <w:lang w:val="en-GH"/>
+        </w:rPr>
+      </w:pPr>
+      <w:r>
+        <w:rPr>
+          <w:lang w:val="en-GH"/>
+        </w:rPr>
+        <w:t xml:space="preserve">When changes are made, we will update the </w:t>
+      </w:r>
+      <w:r>
+        <w:rPr>
+          <w:b/>
+          <w:bCs/>
+          <w:lang w:val="en-GH"/>
+        </w:rPr>
+        <w:t>Effective Date</w:t>
+      </w:r>
+      <w:r>
+        <w:rPr>
+          <w:lang w:val="en-GH"/>
+        </w:rPr>
+        <w:t xml:space="preserve"> at the top of this page.</w:t>
+      </w:r>
+    </w:p>
+    <w:p>
+      <w:pPr>
+        <w:rPr>
+          <w:lang w:val="en-GH"/>
+        </w:rPr>
+      </w:pPr>
+      <w:r>
+        <w:rPr>
+          <w:lang w:val="en-GH"/>
+        </w:rPr>
+        <w:t>Where required, we may provide additional notice of significant changes.</w:t>
+      </w:r>
+    </w:p>
+    <w:p>
+      <w:pPr>
+        <w:rPr>
+          <w:lang w:val="en-GH"/>
+        </w:rPr>
+      </w:pPr>
+      <w:r>
+        <w:rPr>
+          <w:lang w:val="en-GH"/>
+        </w:rPr>
+        <w:t>We encourage you to review this Policy periodically.</w:t>
+      </w:r>
+    </w:p>
+    <w:p>
+      <w:pPr>
+        <w:rPr>
+          <w:lang w:val="en-GH"/>
+        </w:rPr>
+      </w:pPr>
+      <w:r>
+        <w:rPr>
+          <w:lang w:val="en-GH"/>
+        </w:rPr>
+        <w:pict w14:anchorId="56B89E7B">
+          <v:rect id="_x0000_i1122" style="width:0;height:1.5pt" o:hralign="center" o:hrstd="t" o:hr="t" fillcolor="#a0a0a0" stroked="f"/>
+        </w:pict>
+      </w:r>
+    </w:p>
+    <w:p>
+      <w:pPr>
+        <w:rPr>
+          <w:b/>
+          <w:bCs/>
+          <w:lang w:val="en-GH"/>
+        </w:rPr>
+      </w:pPr>
+      <w:r>
+        <w:rPr>
+          <w:b/>
+          <w:bCs/>
+          <w:lang w:val="en-GH"/>
+        </w:rPr>
+        <w:t>10. Contact Us</w:t>
+      </w:r>
+    </w:p>
+    <w:p>
+      <w:pPr>
+        <w:rPr>
+          <w:lang w:val="en-GH"/>
+        </w:rPr>
+      </w:pPr>
+      <w:r>
+        <w:rPr>
+          <w:lang w:val="en-GH"/>
+        </w:rPr>
+        <w:t>If you have questions about this Cookie Policy or would like more information about the cookies used on our website or Services, please contact us:</w:t>
+      </w:r>
+    </w:p>
+    <w:p>
+      <w:pPr>
+        <w:rPr>
+          <w:lang w:val="en-GH"/>
+        </w:rPr>
+      </w:pPr>
+      <w:r>
+        <w:rPr>
+          <w:b/>
+          <w:bCs/>
+          <w:lang w:val="en-GH"/>
+        </w:rPr>
+        <w:t>Email:</w:t>
+      </w:r>
+      <w:r>
+        <w:rPr>
+          <w:lang w:val="en-GH"/>
+        </w:rPr>
+        <w:t xml:space="preserve"> </w:t>
+      </w:r>
+      <w:hyperlink r:id="rId8" w:history="1">
+        <w:r>
+          <w:rPr>
+            <w:rStyle w:val="Hyperlink"/>
+            <w:lang w:val="en-GH"/>
+          </w:rPr>
+          <w:t>help@dellicstravels.com</w:t>
+        </w:r>
+      </w:hyperlink>
+    </w:p>
+    <w:p>
+      <w:pPr>
+        <w:rPr>
+          <w:lang w:val="en-GH"/>
+        </w:rPr>
+      </w:pPr>
+      <w:r>
+        <w:rPr>
+          <w:b/>
+          <w:bCs/>
+          <w:lang w:val="en-GH"/>
+        </w:rPr>
+        <w:t>Website:</w:t>
+      </w:r>
+      <w:r>
+        <w:rPr>
+          <w:lang w:val="en-GH"/>
+        </w:rPr>
+        <w:t xml:space="preserve"> </w:t>
+      </w:r>
+      <w:hyperlink r:id="rId9" w:history="1">
+        <w:r>
+          <w:rPr>
+            <w:rStyle w:val="Hyperlink"/>
+            <w:lang w:val="en-GH"/>
+          </w:rPr>
+          <w:t>Dellics Travels</w:t>
+        </w:r>
+      </w:hyperlink>
+    </w:p>
+    <w:p>
+      <w:pPr>
+        <w:rPr>
+          <w:lang w:val="en-GH"/>
+        </w:rPr>
+      </w:pPr>
+      <w:r>
+        <w:rPr>
+          <w:b/>
+          <w:bCs/>
+          <w:lang w:val="en-GH"/>
+        </w:rPr>
+        <w:t>Dellics Travels</w:t>
+      </w:r>
+      <w:r>
+        <w:rPr>
+          <w:lang w:val="en-GH"/>
+        </w:rPr>
+        <w:br/>
+        <w:t>GN-0490-2450</w:t>
+      </w:r>
+      <w:r>
+        <w:rPr>
+          <w:lang w:val="en-GH"/>
+        </w:rPr>
+        <w:br/>
+        <w:t>Tema, Greater Accra</w:t>
+      </w:r>
+      <w:r>
+        <w:rPr>
+          <w:lang w:val="en-GH"/>
+        </w:rPr>
+        <w:br/>
+        <w:t>Ghana</w:t>
+      </w:r>
+    </w:p>
+    <w:p>
+      <w:pPr>
+        <w:rPr>
+          <w:lang w:val="en-GH"/>
+        </w:rPr>
+      </w:pPr>
+      <w:r>
+        <w:rPr>
+          <w:b/>
+          <w:bCs/>
+          <w:lang w:val="en-GH"/>
+        </w:rPr>
+        <w:t>United States Registered Agent Address:</w:t>
+      </w:r>
+      <w:r>
+        <w:rPr>
+          <w:lang w:val="en-GH"/>
+        </w:rPr>
+        <w:br/>
+        <w:t>30 N Gould St</w:t>
+      </w:r>
+      <w:r>
+        <w:rPr>
+          <w:lang w:val="en-GH"/>
+        </w:rPr>
+        <w:br/>
+        <w:t>Sheridan, WY 82801</w:t>
+      </w:r>
+      <w:r>
+        <w:rPr>
+          <w:lang w:val="en-GH"/>
+        </w:rPr>
+        <w:br/>
+        <w:t>United States</w:t>
       </w:r>
     </w:p>
     <w:p/>
@@ -647,6 +2272,1835 @@
     </w:sectPr>
   </w:body>
 </w:document>
+</file>
+
+<file path=word/numbering.xml><?xml version="1.0" encoding="utf-8"?>
+<w:numbering xmlns:wpc="http://schemas.microsoft.com/office/word/2010/wordprocessingCanvas" xmlns:cx="http://schemas.microsoft.com/office/drawing/2014/chartex" xmlns:cx1="http://schemas.microsoft.com/office/drawing/2015/9/8/chartex" xmlns:cx2="http://schemas.microsoft.com/office/drawing/2015/10/21/chartex" xmlns:cx3="http://schemas.microsoft.com/office/drawing/2016/5/9/chartex" xmlns:cx4="http://schemas.microsoft.com/office/drawing/2016/5/10/chartex" xmlns:cx5="http://schemas.microsoft.com/office/drawing/2016/5/11/chartex" xmlns:cx6="http://schemas.microsoft.com/office/drawing/2016/5/12/chartex" xmlns:cx7="http://schemas.microsoft.com/office/drawing/2016/5/13/chartex" xmlns:cx8="http://schemas.microsoft.com/office/drawing/2016/5/14/chartex" xmlns:mc="http://schemas.openxmlformats.org/markup-compatibility/2006" xmlns:aink="http://schemas.microsoft.com/office/drawing/2016/ink" xmlns:am3d="http://schemas.microsoft.com/office/drawing/2017/model3d" xmlns:o="urn:schemas-microsoft-com:office:office" xmlns:oel="http://schemas.microsoft.com/office/2019/extlst" xmlns:r="http://schemas.openxmlformats.org/officeDocument/2006/relationships" xmlns:m="http://schemas.openxmlformats.org/officeDocument/2006/math" xmlns:v="urn:schemas-microsoft-com:vml" xmlns:wp14="http://schemas.microsoft.com/office/word/2010/wordprocessingDrawing" xmlns:wp="http://schemas.openxmlformats.org/drawingml/2006/wordprocessingDrawing" xmlns:w10="urn:schemas-microsoft-com:office:word" xmlns:w="http://schemas.openxmlformats.org/wordprocessingml/2006/main" xmlns:w14="http://schemas.microsoft.com/office/word/2010/wordml" xmlns:w15="http://schemas.microsoft.com/office/word/2012/wordml" xmlns:w16cex="http://schemas.microsoft.com/office/word/2018/wordml/cex" xmlns:w16cid="http://schemas.microsoft.com/office/word/2016/wordml/cid" xmlns:w16="http://schemas.microsoft.com/office/word/2018/wordml" xmlns:w16du="http://schemas.microsoft.com/office/word/2023/wordml/word16du" xmlns:w16sdtdh="http://schemas.microsoft.com/office/word/2020/wordml/sdtdatahash" xmlns:w16sdtfl="http://schemas.microsoft.com/office/word/2024/wordml/sdtformatlock" xmlns:w16se="http://schemas.microsoft.com/office/word/2015/wordml/symex" xmlns:wpg="http://schemas.microsoft.com/office/word/2010/wordprocessingGroup" xmlns:wpi="http://schemas.microsoft.com/office/word/2010/wordprocessingInk" xmlns:wne="http://schemas.microsoft.com/office/word/2006/wordml" xmlns:wps="http://schemas.microsoft.com/office/word/2010/wordprocessingShape" mc:Ignorable="w14 w15 w16se w16cid w16 w16cex w16sdtdh w16sdtfl w16du wp14">
+  <w:abstractNum w:abstractNumId="0" w15:restartNumberingAfterBreak="0">
+    <w:nsid w:val="09C33639"/>
+    <w:multiLevelType w:val="multilevel"/>
+    <w:tmpl w:val="E878CADA"/>
+    <w:lvl w:ilvl="0">
+      <w:start w:val="1"/>
+      <w:numFmt w:val="bullet"/>
+      <w:lvlText w:val=""/>
+      <w:lvlJc w:val="left"/>
+      <w:pPr>
+        <w:tabs>
+          <w:tab w:val="num" w:pos="720"/>
+        </w:tabs>
+        <w:ind w:left="720" w:hanging="360"/>
+      </w:pPr>
+      <w:rPr>
+        <w:rFonts w:ascii="Symbol" w:hAnsi="Symbol" w:hint="default"/>
+        <w:sz w:val="20"/>
+      </w:rPr>
+    </w:lvl>
+    <w:lvl w:ilvl="1" w:tentative="1">
+      <w:start w:val="1"/>
+      <w:numFmt w:val="bullet"/>
+      <w:lvlText w:val="o"/>
+      <w:lvlJc w:val="left"/>
+      <w:pPr>
+        <w:tabs>
+          <w:tab w:val="num" w:pos="1440"/>
+        </w:tabs>
+        <w:ind w:left="1440" w:hanging="360"/>
+      </w:pPr>
+      <w:rPr>
+        <w:rFonts w:ascii="Courier New" w:hAnsi="Courier New" w:hint="default"/>
+        <w:sz w:val="20"/>
+      </w:rPr>
+    </w:lvl>
+    <w:lvl w:ilvl="2" w:tentative="1">
+      <w:start w:val="1"/>
+      <w:numFmt w:val="bullet"/>
+      <w:lvlText w:val=""/>
+      <w:lvlJc w:val="left"/>
+      <w:pPr>
+        <w:tabs>
+          <w:tab w:val="num" w:pos="2160"/>
+        </w:tabs>
+        <w:ind w:left="2160" w:hanging="360"/>
+      </w:pPr>
+      <w:rPr>
+        <w:rFonts w:ascii="Wingdings" w:hAnsi="Wingdings" w:hint="default"/>
+        <w:sz w:val="20"/>
+      </w:rPr>
+    </w:lvl>
+    <w:lvl w:ilvl="3" w:tentative="1">
+      <w:start w:val="1"/>
+      <w:numFmt w:val="bullet"/>
+      <w:lvlText w:val=""/>
+      <w:lvlJc w:val="left"/>
+      <w:pPr>
+        <w:tabs>
+          <w:tab w:val="num" w:pos="2880"/>
+        </w:tabs>
+        <w:ind w:left="2880" w:hanging="360"/>
+      </w:pPr>
+      <w:rPr>
+        <w:rFonts w:ascii="Wingdings" w:hAnsi="Wingdings" w:hint="default"/>
+        <w:sz w:val="20"/>
+      </w:rPr>
+    </w:lvl>
+    <w:lvl w:ilvl="4" w:tentative="1">
+      <w:start w:val="1"/>
+      <w:numFmt w:val="bullet"/>
+      <w:lvlText w:val=""/>
+      <w:lvlJc w:val="left"/>
+      <w:pPr>
+        <w:tabs>
+          <w:tab w:val="num" w:pos="3600"/>
+        </w:tabs>
+        <w:ind w:left="3600" w:hanging="360"/>
+      </w:pPr>
+      <w:rPr>
+        <w:rFonts w:ascii="Wingdings" w:hAnsi="Wingdings" w:hint="default"/>
+        <w:sz w:val="20"/>
+      </w:rPr>
+    </w:lvl>
+    <w:lvl w:ilvl="5" w:tentative="1">
+      <w:start w:val="1"/>
+      <w:numFmt w:val="bullet"/>
+      <w:lvlText w:val=""/>
+      <w:lvlJc w:val="left"/>
+      <w:pPr>
+        <w:tabs>
+          <w:tab w:val="num" w:pos="4320"/>
+        </w:tabs>
+        <w:ind w:left="4320" w:hanging="360"/>
+      </w:pPr>
+      <w:rPr>
+        <w:rFonts w:ascii="Wingdings" w:hAnsi="Wingdings" w:hint="default"/>
+        <w:sz w:val="20"/>
+      </w:rPr>
+    </w:lvl>
+    <w:lvl w:ilvl="6" w:tentative="1">
+      <w:start w:val="1"/>
+      <w:numFmt w:val="bullet"/>
+      <w:lvlText w:val=""/>
+      <w:lvlJc w:val="left"/>
+      <w:pPr>
+        <w:tabs>
+          <w:tab w:val="num" w:pos="5040"/>
+        </w:tabs>
+        <w:ind w:left="5040" w:hanging="360"/>
+      </w:pPr>
+      <w:rPr>
+        <w:rFonts w:ascii="Wingdings" w:hAnsi="Wingdings" w:hint="default"/>
+        <w:sz w:val="20"/>
+      </w:rPr>
+    </w:lvl>
+    <w:lvl w:ilvl="7" w:tentative="1">
+      <w:start w:val="1"/>
+      <w:numFmt w:val="bullet"/>
+      <w:lvlText w:val=""/>
+      <w:lvlJc w:val="left"/>
+      <w:pPr>
+        <w:tabs>
+          <w:tab w:val="num" w:pos="5760"/>
+        </w:tabs>
+        <w:ind w:left="5760" w:hanging="360"/>
+      </w:pPr>
+      <w:rPr>
+        <w:rFonts w:ascii="Wingdings" w:hAnsi="Wingdings" w:hint="default"/>
+        <w:sz w:val="20"/>
+      </w:rPr>
+    </w:lvl>
+    <w:lvl w:ilvl="8" w:tentative="1">
+      <w:start w:val="1"/>
+      <w:numFmt w:val="bullet"/>
+      <w:lvlText w:val=""/>
+      <w:lvlJc w:val="left"/>
+      <w:pPr>
+        <w:tabs>
+          <w:tab w:val="num" w:pos="6480"/>
+        </w:tabs>
+        <w:ind w:left="6480" w:hanging="360"/>
+      </w:pPr>
+      <w:rPr>
+        <w:rFonts w:ascii="Wingdings" w:hAnsi="Wingdings" w:hint="default"/>
+        <w:sz w:val="20"/>
+      </w:rPr>
+    </w:lvl>
+  </w:abstractNum>
+  <w:abstractNum w:abstractNumId="1" w15:restartNumberingAfterBreak="0">
+    <w:nsid w:val="103A2632"/>
+    <w:multiLevelType w:val="multilevel"/>
+    <w:tmpl w:val="177C5FE0"/>
+    <w:lvl w:ilvl="0">
+      <w:start w:val="1"/>
+      <w:numFmt w:val="bullet"/>
+      <w:lvlText w:val=""/>
+      <w:lvlJc w:val="left"/>
+      <w:pPr>
+        <w:tabs>
+          <w:tab w:val="num" w:pos="720"/>
+        </w:tabs>
+        <w:ind w:left="720" w:hanging="360"/>
+      </w:pPr>
+      <w:rPr>
+        <w:rFonts w:ascii="Symbol" w:hAnsi="Symbol" w:hint="default"/>
+        <w:sz w:val="20"/>
+      </w:rPr>
+    </w:lvl>
+    <w:lvl w:ilvl="1" w:tentative="1">
+      <w:start w:val="1"/>
+      <w:numFmt w:val="bullet"/>
+      <w:lvlText w:val="o"/>
+      <w:lvlJc w:val="left"/>
+      <w:pPr>
+        <w:tabs>
+          <w:tab w:val="num" w:pos="1440"/>
+        </w:tabs>
+        <w:ind w:left="1440" w:hanging="360"/>
+      </w:pPr>
+      <w:rPr>
+        <w:rFonts w:ascii="Courier New" w:hAnsi="Courier New" w:hint="default"/>
+        <w:sz w:val="20"/>
+      </w:rPr>
+    </w:lvl>
+    <w:lvl w:ilvl="2" w:tentative="1">
+      <w:start w:val="1"/>
+      <w:numFmt w:val="bullet"/>
+      <w:lvlText w:val=""/>
+      <w:lvlJc w:val="left"/>
+      <w:pPr>
+        <w:tabs>
+          <w:tab w:val="num" w:pos="2160"/>
+        </w:tabs>
+        <w:ind w:left="2160" w:hanging="360"/>
+      </w:pPr>
+      <w:rPr>
+        <w:rFonts w:ascii="Wingdings" w:hAnsi="Wingdings" w:hint="default"/>
+        <w:sz w:val="20"/>
+      </w:rPr>
+    </w:lvl>
+    <w:lvl w:ilvl="3" w:tentative="1">
+      <w:start w:val="1"/>
+      <w:numFmt w:val="bullet"/>
+      <w:lvlText w:val=""/>
+      <w:lvlJc w:val="left"/>
+      <w:pPr>
+        <w:tabs>
+          <w:tab w:val="num" w:pos="2880"/>
+        </w:tabs>
+        <w:ind w:left="2880" w:hanging="360"/>
+      </w:pPr>
+      <w:rPr>
+        <w:rFonts w:ascii="Wingdings" w:hAnsi="Wingdings" w:hint="default"/>
+        <w:sz w:val="20"/>
+      </w:rPr>
+    </w:lvl>
+    <w:lvl w:ilvl="4" w:tentative="1">
+      <w:start w:val="1"/>
+      <w:numFmt w:val="bullet"/>
+      <w:lvlText w:val=""/>
+      <w:lvlJc w:val="left"/>
+      <w:pPr>
+        <w:tabs>
+          <w:tab w:val="num" w:pos="3600"/>
+        </w:tabs>
+        <w:ind w:left="3600" w:hanging="360"/>
+      </w:pPr>
+      <w:rPr>
+        <w:rFonts w:ascii="Wingdings" w:hAnsi="Wingdings" w:hint="default"/>
+        <w:sz w:val="20"/>
+      </w:rPr>
+    </w:lvl>
+    <w:lvl w:ilvl="5" w:tentative="1">
+      <w:start w:val="1"/>
+      <w:numFmt w:val="bullet"/>
+      <w:lvlText w:val=""/>
+      <w:lvlJc w:val="left"/>
+      <w:pPr>
+        <w:tabs>
+          <w:tab w:val="num" w:pos="4320"/>
+        </w:tabs>
+        <w:ind w:left="4320" w:hanging="360"/>
+      </w:pPr>
+      <w:rPr>
+        <w:rFonts w:ascii="Wingdings" w:hAnsi="Wingdings" w:hint="default"/>
+        <w:sz w:val="20"/>
+      </w:rPr>
+    </w:lvl>
+    <w:lvl w:ilvl="6" w:tentative="1">
+      <w:start w:val="1"/>
+      <w:numFmt w:val="bullet"/>
+      <w:lvlText w:val=""/>
+      <w:lvlJc w:val="left"/>
+      <w:pPr>
+        <w:tabs>
+          <w:tab w:val="num" w:pos="5040"/>
+        </w:tabs>
+        <w:ind w:left="5040" w:hanging="360"/>
+      </w:pPr>
+      <w:rPr>
+        <w:rFonts w:ascii="Wingdings" w:hAnsi="Wingdings" w:hint="default"/>
+        <w:sz w:val="20"/>
+      </w:rPr>
+    </w:lvl>
+    <w:lvl w:ilvl="7" w:tentative="1">
+      <w:start w:val="1"/>
+      <w:numFmt w:val="bullet"/>
+      <w:lvlText w:val=""/>
+      <w:lvlJc w:val="left"/>
+      <w:pPr>
+        <w:tabs>
+          <w:tab w:val="num" w:pos="5760"/>
+        </w:tabs>
+        <w:ind w:left="5760" w:hanging="360"/>
+      </w:pPr>
+      <w:rPr>
+        <w:rFonts w:ascii="Wingdings" w:hAnsi="Wingdings" w:hint="default"/>
+        <w:sz w:val="20"/>
+      </w:rPr>
+    </w:lvl>
+    <w:lvl w:ilvl="8" w:tentative="1">
+      <w:start w:val="1"/>
+      <w:numFmt w:val="bullet"/>
+      <w:lvlText w:val=""/>
+      <w:lvlJc w:val="left"/>
+      <w:pPr>
+        <w:tabs>
+          <w:tab w:val="num" w:pos="6480"/>
+        </w:tabs>
+        <w:ind w:left="6480" w:hanging="360"/>
+      </w:pPr>
+      <w:rPr>
+        <w:rFonts w:ascii="Wingdings" w:hAnsi="Wingdings" w:hint="default"/>
+        <w:sz w:val="20"/>
+      </w:rPr>
+    </w:lvl>
+  </w:abstractNum>
+  <w:abstractNum w:abstractNumId="2" w15:restartNumberingAfterBreak="0">
+    <w:nsid w:val="19F3438C"/>
+    <w:multiLevelType w:val="multilevel"/>
+    <w:tmpl w:val="18DE7ED8"/>
+    <w:lvl w:ilvl="0">
+      <w:start w:val="1"/>
+      <w:numFmt w:val="bullet"/>
+      <w:lvlText w:val=""/>
+      <w:lvlJc w:val="left"/>
+      <w:pPr>
+        <w:tabs>
+          <w:tab w:val="num" w:pos="720"/>
+        </w:tabs>
+        <w:ind w:left="720" w:hanging="360"/>
+      </w:pPr>
+      <w:rPr>
+        <w:rFonts w:ascii="Symbol" w:hAnsi="Symbol" w:hint="default"/>
+        <w:sz w:val="20"/>
+      </w:rPr>
+    </w:lvl>
+    <w:lvl w:ilvl="1" w:tentative="1">
+      <w:start w:val="1"/>
+      <w:numFmt w:val="bullet"/>
+      <w:lvlText w:val="o"/>
+      <w:lvlJc w:val="left"/>
+      <w:pPr>
+        <w:tabs>
+          <w:tab w:val="num" w:pos="1440"/>
+        </w:tabs>
+        <w:ind w:left="1440" w:hanging="360"/>
+      </w:pPr>
+      <w:rPr>
+        <w:rFonts w:ascii="Courier New" w:hAnsi="Courier New" w:hint="default"/>
+        <w:sz w:val="20"/>
+      </w:rPr>
+    </w:lvl>
+    <w:lvl w:ilvl="2" w:tentative="1">
+      <w:start w:val="1"/>
+      <w:numFmt w:val="bullet"/>
+      <w:lvlText w:val=""/>
+      <w:lvlJc w:val="left"/>
+      <w:pPr>
+        <w:tabs>
+          <w:tab w:val="num" w:pos="2160"/>
+        </w:tabs>
+        <w:ind w:left="2160" w:hanging="360"/>
+      </w:pPr>
+      <w:rPr>
+        <w:rFonts w:ascii="Wingdings" w:hAnsi="Wingdings" w:hint="default"/>
+        <w:sz w:val="20"/>
+      </w:rPr>
+    </w:lvl>
+    <w:lvl w:ilvl="3" w:tentative="1">
+      <w:start w:val="1"/>
+      <w:numFmt w:val="bullet"/>
+      <w:lvlText w:val=""/>
+      <w:lvlJc w:val="left"/>
+      <w:pPr>
+        <w:tabs>
+          <w:tab w:val="num" w:pos="2880"/>
+        </w:tabs>
+        <w:ind w:left="2880" w:hanging="360"/>
+      </w:pPr>
+      <w:rPr>
+        <w:rFonts w:ascii="Wingdings" w:hAnsi="Wingdings" w:hint="default"/>
+        <w:sz w:val="20"/>
+      </w:rPr>
+    </w:lvl>
+    <w:lvl w:ilvl="4" w:tentative="1">
+      <w:start w:val="1"/>
+      <w:numFmt w:val="bullet"/>
+      <w:lvlText w:val=""/>
+      <w:lvlJc w:val="left"/>
+      <w:pPr>
+        <w:tabs>
+          <w:tab w:val="num" w:pos="3600"/>
+        </w:tabs>
+        <w:ind w:left="3600" w:hanging="360"/>
+      </w:pPr>
+      <w:rPr>
+        <w:rFonts w:ascii="Wingdings" w:hAnsi="Wingdings" w:hint="default"/>
+        <w:sz w:val="20"/>
+      </w:rPr>
+    </w:lvl>
+    <w:lvl w:ilvl="5" w:tentative="1">
+      <w:start w:val="1"/>
+      <w:numFmt w:val="bullet"/>
+      <w:lvlText w:val=""/>
+      <w:lvlJc w:val="left"/>
+      <w:pPr>
+        <w:tabs>
+          <w:tab w:val="num" w:pos="4320"/>
+        </w:tabs>
+        <w:ind w:left="4320" w:hanging="360"/>
+      </w:pPr>
+      <w:rPr>
+        <w:rFonts w:ascii="Wingdings" w:hAnsi="Wingdings" w:hint="default"/>
+        <w:sz w:val="20"/>
+      </w:rPr>
+    </w:lvl>
+    <w:lvl w:ilvl="6" w:tentative="1">
+      <w:start w:val="1"/>
+      <w:numFmt w:val="bullet"/>
+      <w:lvlText w:val=""/>
+      <w:lvlJc w:val="left"/>
+      <w:pPr>
+        <w:tabs>
+          <w:tab w:val="num" w:pos="5040"/>
+        </w:tabs>
+        <w:ind w:left="5040" w:hanging="360"/>
+      </w:pPr>
+      <w:rPr>
+        <w:rFonts w:ascii="Wingdings" w:hAnsi="Wingdings" w:hint="default"/>
+        <w:sz w:val="20"/>
+      </w:rPr>
+    </w:lvl>
+    <w:lvl w:ilvl="7" w:tentative="1">
+      <w:start w:val="1"/>
+      <w:numFmt w:val="bullet"/>
+      <w:lvlText w:val=""/>
+      <w:lvlJc w:val="left"/>
+      <w:pPr>
+        <w:tabs>
+          <w:tab w:val="num" w:pos="5760"/>
+        </w:tabs>
+        <w:ind w:left="5760" w:hanging="360"/>
+      </w:pPr>
+      <w:rPr>
+        <w:rFonts w:ascii="Wingdings" w:hAnsi="Wingdings" w:hint="default"/>
+        <w:sz w:val="20"/>
+      </w:rPr>
+    </w:lvl>
+    <w:lvl w:ilvl="8" w:tentative="1">
+      <w:start w:val="1"/>
+      <w:numFmt w:val="bullet"/>
+      <w:lvlText w:val=""/>
+      <w:lvlJc w:val="left"/>
+      <w:pPr>
+        <w:tabs>
+          <w:tab w:val="num" w:pos="6480"/>
+        </w:tabs>
+        <w:ind w:left="6480" w:hanging="360"/>
+      </w:pPr>
+      <w:rPr>
+        <w:rFonts w:ascii="Wingdings" w:hAnsi="Wingdings" w:hint="default"/>
+        <w:sz w:val="20"/>
+      </w:rPr>
+    </w:lvl>
+  </w:abstractNum>
+  <w:abstractNum w:abstractNumId="3" w15:restartNumberingAfterBreak="0">
+    <w:nsid w:val="20DA0F68"/>
+    <w:multiLevelType w:val="multilevel"/>
+    <w:tmpl w:val="7B9EDFB4"/>
+    <w:lvl w:ilvl="0">
+      <w:start w:val="1"/>
+      <w:numFmt w:val="bullet"/>
+      <w:lvlText w:val=""/>
+      <w:lvlJc w:val="left"/>
+      <w:pPr>
+        <w:tabs>
+          <w:tab w:val="num" w:pos="720"/>
+        </w:tabs>
+        <w:ind w:left="720" w:hanging="360"/>
+      </w:pPr>
+      <w:rPr>
+        <w:rFonts w:ascii="Symbol" w:hAnsi="Symbol" w:hint="default"/>
+        <w:sz w:val="20"/>
+      </w:rPr>
+    </w:lvl>
+    <w:lvl w:ilvl="1" w:tentative="1">
+      <w:start w:val="1"/>
+      <w:numFmt w:val="bullet"/>
+      <w:lvlText w:val="o"/>
+      <w:lvlJc w:val="left"/>
+      <w:pPr>
+        <w:tabs>
+          <w:tab w:val="num" w:pos="1440"/>
+        </w:tabs>
+        <w:ind w:left="1440" w:hanging="360"/>
+      </w:pPr>
+      <w:rPr>
+        <w:rFonts w:ascii="Courier New" w:hAnsi="Courier New" w:hint="default"/>
+        <w:sz w:val="20"/>
+      </w:rPr>
+    </w:lvl>
+    <w:lvl w:ilvl="2" w:tentative="1">
+      <w:start w:val="1"/>
+      <w:numFmt w:val="bullet"/>
+      <w:lvlText w:val=""/>
+      <w:lvlJc w:val="left"/>
+      <w:pPr>
+        <w:tabs>
+          <w:tab w:val="num" w:pos="2160"/>
+        </w:tabs>
+        <w:ind w:left="2160" w:hanging="360"/>
+      </w:pPr>
+      <w:rPr>
+        <w:rFonts w:ascii="Wingdings" w:hAnsi="Wingdings" w:hint="default"/>
+        <w:sz w:val="20"/>
+      </w:rPr>
+    </w:lvl>
+    <w:lvl w:ilvl="3" w:tentative="1">
+      <w:start w:val="1"/>
+      <w:numFmt w:val="bullet"/>
+      <w:lvlText w:val=""/>
+      <w:lvlJc w:val="left"/>
+      <w:pPr>
+        <w:tabs>
+          <w:tab w:val="num" w:pos="2880"/>
+        </w:tabs>
+        <w:ind w:left="2880" w:hanging="360"/>
+      </w:pPr>
+      <w:rPr>
+        <w:rFonts w:ascii="Wingdings" w:hAnsi="Wingdings" w:hint="default"/>
+        <w:sz w:val="20"/>
+      </w:rPr>
+    </w:lvl>
+    <w:lvl w:ilvl="4" w:tentative="1">
+      <w:start w:val="1"/>
+      <w:numFmt w:val="bullet"/>
+      <w:lvlText w:val=""/>
+      <w:lvlJc w:val="left"/>
+      <w:pPr>
+        <w:tabs>
+          <w:tab w:val="num" w:pos="3600"/>
+        </w:tabs>
+        <w:ind w:left="3600" w:hanging="360"/>
+      </w:pPr>
+      <w:rPr>
+        <w:rFonts w:ascii="Wingdings" w:hAnsi="Wingdings" w:hint="default"/>
+        <w:sz w:val="20"/>
+      </w:rPr>
+    </w:lvl>
+    <w:lvl w:ilvl="5" w:tentative="1">
+      <w:start w:val="1"/>
+      <w:numFmt w:val="bullet"/>
+      <w:lvlText w:val=""/>
+      <w:lvlJc w:val="left"/>
+      <w:pPr>
+        <w:tabs>
+          <w:tab w:val="num" w:pos="4320"/>
+        </w:tabs>
+        <w:ind w:left="4320" w:hanging="360"/>
+      </w:pPr>
+      <w:rPr>
+        <w:rFonts w:ascii="Wingdings" w:hAnsi="Wingdings" w:hint="default"/>
+        <w:sz w:val="20"/>
+      </w:rPr>
+    </w:lvl>
+    <w:lvl w:ilvl="6" w:tentative="1">
+      <w:start w:val="1"/>
+      <w:numFmt w:val="bullet"/>
+      <w:lvlText w:val=""/>
+      <w:lvlJc w:val="left"/>
+      <w:pPr>
+        <w:tabs>
+          <w:tab w:val="num" w:pos="5040"/>
+        </w:tabs>
+        <w:ind w:left="5040" w:hanging="360"/>
+      </w:pPr>
+      <w:rPr>
+        <w:rFonts w:ascii="Wingdings" w:hAnsi="Wingdings" w:hint="default"/>
+        <w:sz w:val="20"/>
+      </w:rPr>
+    </w:lvl>
+    <w:lvl w:ilvl="7" w:tentative="1">
+      <w:start w:val="1"/>
+      <w:numFmt w:val="bullet"/>
+      <w:lvlText w:val=""/>
+      <w:lvlJc w:val="left"/>
+      <w:pPr>
+        <w:tabs>
+          <w:tab w:val="num" w:pos="5760"/>
+        </w:tabs>
+        <w:ind w:left="5760" w:hanging="360"/>
+      </w:pPr>
+      <w:rPr>
+        <w:rFonts w:ascii="Wingdings" w:hAnsi="Wingdings" w:hint="default"/>
+        <w:sz w:val="20"/>
+      </w:rPr>
+    </w:lvl>
+    <w:lvl w:ilvl="8" w:tentative="1">
+      <w:start w:val="1"/>
+      <w:numFmt w:val="bullet"/>
+      <w:lvlText w:val=""/>
+      <w:lvlJc w:val="left"/>
+      <w:pPr>
+        <w:tabs>
+          <w:tab w:val="num" w:pos="6480"/>
+        </w:tabs>
+        <w:ind w:left="6480" w:hanging="360"/>
+      </w:pPr>
+      <w:rPr>
+        <w:rFonts w:ascii="Wingdings" w:hAnsi="Wingdings" w:hint="default"/>
+        <w:sz w:val="20"/>
+      </w:rPr>
+    </w:lvl>
+  </w:abstractNum>
+  <w:abstractNum w:abstractNumId="4" w15:restartNumberingAfterBreak="0">
+    <w:nsid w:val="31CC0AEE"/>
+    <w:multiLevelType w:val="multilevel"/>
+    <w:tmpl w:val="DE6EA06E"/>
+    <w:lvl w:ilvl="0">
+      <w:start w:val="1"/>
+      <w:numFmt w:val="bullet"/>
+      <w:lvlText w:val=""/>
+      <w:lvlJc w:val="left"/>
+      <w:pPr>
+        <w:tabs>
+          <w:tab w:val="num" w:pos="720"/>
+        </w:tabs>
+        <w:ind w:left="720" w:hanging="360"/>
+      </w:pPr>
+      <w:rPr>
+        <w:rFonts w:ascii="Symbol" w:hAnsi="Symbol" w:hint="default"/>
+        <w:sz w:val="20"/>
+      </w:rPr>
+    </w:lvl>
+    <w:lvl w:ilvl="1" w:tentative="1">
+      <w:start w:val="1"/>
+      <w:numFmt w:val="bullet"/>
+      <w:lvlText w:val="o"/>
+      <w:lvlJc w:val="left"/>
+      <w:pPr>
+        <w:tabs>
+          <w:tab w:val="num" w:pos="1440"/>
+        </w:tabs>
+        <w:ind w:left="1440" w:hanging="360"/>
+      </w:pPr>
+      <w:rPr>
+        <w:rFonts w:ascii="Courier New" w:hAnsi="Courier New" w:hint="default"/>
+        <w:sz w:val="20"/>
+      </w:rPr>
+    </w:lvl>
+    <w:lvl w:ilvl="2" w:tentative="1">
+      <w:start w:val="1"/>
+      <w:numFmt w:val="bullet"/>
+      <w:lvlText w:val=""/>
+      <w:lvlJc w:val="left"/>
+      <w:pPr>
+        <w:tabs>
+          <w:tab w:val="num" w:pos="2160"/>
+        </w:tabs>
+        <w:ind w:left="2160" w:hanging="360"/>
+      </w:pPr>
+      <w:rPr>
+        <w:rFonts w:ascii="Wingdings" w:hAnsi="Wingdings" w:hint="default"/>
+        <w:sz w:val="20"/>
+      </w:rPr>
+    </w:lvl>
+    <w:lvl w:ilvl="3" w:tentative="1">
+      <w:start w:val="1"/>
+      <w:numFmt w:val="bullet"/>
+      <w:lvlText w:val=""/>
+      <w:lvlJc w:val="left"/>
+      <w:pPr>
+        <w:tabs>
+          <w:tab w:val="num" w:pos="2880"/>
+        </w:tabs>
+        <w:ind w:left="2880" w:hanging="360"/>
+      </w:pPr>
+      <w:rPr>
+        <w:rFonts w:ascii="Wingdings" w:hAnsi="Wingdings" w:hint="default"/>
+        <w:sz w:val="20"/>
+      </w:rPr>
+    </w:lvl>
+    <w:lvl w:ilvl="4" w:tentative="1">
+      <w:start w:val="1"/>
+      <w:numFmt w:val="bullet"/>
+      <w:lvlText w:val=""/>
+      <w:lvlJc w:val="left"/>
+      <w:pPr>
+        <w:tabs>
+          <w:tab w:val="num" w:pos="3600"/>
+        </w:tabs>
+        <w:ind w:left="3600" w:hanging="360"/>
+      </w:pPr>
+      <w:rPr>
+        <w:rFonts w:ascii="Wingdings" w:hAnsi="Wingdings" w:hint="default"/>
+        <w:sz w:val="20"/>
+      </w:rPr>
+    </w:lvl>
+    <w:lvl w:ilvl="5" w:tentative="1">
+      <w:start w:val="1"/>
+      <w:numFmt w:val="bullet"/>
+      <w:lvlText w:val=""/>
+      <w:lvlJc w:val="left"/>
+      <w:pPr>
+        <w:tabs>
+          <w:tab w:val="num" w:pos="4320"/>
+        </w:tabs>
+        <w:ind w:left="4320" w:hanging="360"/>
+      </w:pPr>
+      <w:rPr>
+        <w:rFonts w:ascii="Wingdings" w:hAnsi="Wingdings" w:hint="default"/>
+        <w:sz w:val="20"/>
+      </w:rPr>
+    </w:lvl>
+    <w:lvl w:ilvl="6" w:tentative="1">
+      <w:start w:val="1"/>
+      <w:numFmt w:val="bullet"/>
+      <w:lvlText w:val=""/>
+      <w:lvlJc w:val="left"/>
+      <w:pPr>
+        <w:tabs>
+          <w:tab w:val="num" w:pos="5040"/>
+        </w:tabs>
+        <w:ind w:left="5040" w:hanging="360"/>
+      </w:pPr>
+      <w:rPr>
+        <w:rFonts w:ascii="Wingdings" w:hAnsi="Wingdings" w:hint="default"/>
+        <w:sz w:val="20"/>
+      </w:rPr>
+    </w:lvl>
+    <w:lvl w:ilvl="7" w:tentative="1">
+      <w:start w:val="1"/>
+      <w:numFmt w:val="bullet"/>
+      <w:lvlText w:val=""/>
+      <w:lvlJc w:val="left"/>
+      <w:pPr>
+        <w:tabs>
+          <w:tab w:val="num" w:pos="5760"/>
+        </w:tabs>
+        <w:ind w:left="5760" w:hanging="360"/>
+      </w:pPr>
+      <w:rPr>
+        <w:rFonts w:ascii="Wingdings" w:hAnsi="Wingdings" w:hint="default"/>
+        <w:sz w:val="20"/>
+      </w:rPr>
+    </w:lvl>
+    <w:lvl w:ilvl="8" w:tentative="1">
+      <w:start w:val="1"/>
+      <w:numFmt w:val="bullet"/>
+      <w:lvlText w:val=""/>
+      <w:lvlJc w:val="left"/>
+      <w:pPr>
+        <w:tabs>
+          <w:tab w:val="num" w:pos="6480"/>
+        </w:tabs>
+        <w:ind w:left="6480" w:hanging="360"/>
+      </w:pPr>
+      <w:rPr>
+        <w:rFonts w:ascii="Wingdings" w:hAnsi="Wingdings" w:hint="default"/>
+        <w:sz w:val="20"/>
+      </w:rPr>
+    </w:lvl>
+  </w:abstractNum>
+  <w:abstractNum w:abstractNumId="5" w15:restartNumberingAfterBreak="0">
+    <w:nsid w:val="328F4275"/>
+    <w:multiLevelType w:val="multilevel"/>
+    <w:tmpl w:val="7E68E526"/>
+    <w:lvl w:ilvl="0">
+      <w:start w:val="1"/>
+      <w:numFmt w:val="bullet"/>
+      <w:lvlText w:val=""/>
+      <w:lvlJc w:val="left"/>
+      <w:pPr>
+        <w:tabs>
+          <w:tab w:val="num" w:pos="720"/>
+        </w:tabs>
+        <w:ind w:left="720" w:hanging="360"/>
+      </w:pPr>
+      <w:rPr>
+        <w:rFonts w:ascii="Symbol" w:hAnsi="Symbol" w:hint="default"/>
+        <w:sz w:val="20"/>
+      </w:rPr>
+    </w:lvl>
+    <w:lvl w:ilvl="1" w:tentative="1">
+      <w:start w:val="1"/>
+      <w:numFmt w:val="bullet"/>
+      <w:lvlText w:val="o"/>
+      <w:lvlJc w:val="left"/>
+      <w:pPr>
+        <w:tabs>
+          <w:tab w:val="num" w:pos="1440"/>
+        </w:tabs>
+        <w:ind w:left="1440" w:hanging="360"/>
+      </w:pPr>
+      <w:rPr>
+        <w:rFonts w:ascii="Courier New" w:hAnsi="Courier New" w:hint="default"/>
+        <w:sz w:val="20"/>
+      </w:rPr>
+    </w:lvl>
+    <w:lvl w:ilvl="2" w:tentative="1">
+      <w:start w:val="1"/>
+      <w:numFmt w:val="bullet"/>
+      <w:lvlText w:val=""/>
+      <w:lvlJc w:val="left"/>
+      <w:pPr>
+        <w:tabs>
+          <w:tab w:val="num" w:pos="2160"/>
+        </w:tabs>
+        <w:ind w:left="2160" w:hanging="360"/>
+      </w:pPr>
+      <w:rPr>
+        <w:rFonts w:ascii="Wingdings" w:hAnsi="Wingdings" w:hint="default"/>
+        <w:sz w:val="20"/>
+      </w:rPr>
+    </w:lvl>
+    <w:lvl w:ilvl="3" w:tentative="1">
+      <w:start w:val="1"/>
+      <w:numFmt w:val="bullet"/>
+      <w:lvlText w:val=""/>
+      <w:lvlJc w:val="left"/>
+      <w:pPr>
+        <w:tabs>
+          <w:tab w:val="num" w:pos="2880"/>
+        </w:tabs>
+        <w:ind w:left="2880" w:hanging="360"/>
+      </w:pPr>
+      <w:rPr>
+        <w:rFonts w:ascii="Wingdings" w:hAnsi="Wingdings" w:hint="default"/>
+        <w:sz w:val="20"/>
+      </w:rPr>
+    </w:lvl>
+    <w:lvl w:ilvl="4" w:tentative="1">
+      <w:start w:val="1"/>
+      <w:numFmt w:val="bullet"/>
+      <w:lvlText w:val=""/>
+      <w:lvlJc w:val="left"/>
+      <w:pPr>
+        <w:tabs>
+          <w:tab w:val="num" w:pos="3600"/>
+        </w:tabs>
+        <w:ind w:left="3600" w:hanging="360"/>
+      </w:pPr>
+      <w:rPr>
+        <w:rFonts w:ascii="Wingdings" w:hAnsi="Wingdings" w:hint="default"/>
+        <w:sz w:val="20"/>
+      </w:rPr>
+    </w:lvl>
+    <w:lvl w:ilvl="5" w:tentative="1">
+      <w:start w:val="1"/>
+      <w:numFmt w:val="bullet"/>
+      <w:lvlText w:val=""/>
+      <w:lvlJc w:val="left"/>
+      <w:pPr>
+        <w:tabs>
+          <w:tab w:val="num" w:pos="4320"/>
+        </w:tabs>
+        <w:ind w:left="4320" w:hanging="360"/>
+      </w:pPr>
+      <w:rPr>
+        <w:rFonts w:ascii="Wingdings" w:hAnsi="Wingdings" w:hint="default"/>
+        <w:sz w:val="20"/>
+      </w:rPr>
+    </w:lvl>
+    <w:lvl w:ilvl="6" w:tentative="1">
+      <w:start w:val="1"/>
+      <w:numFmt w:val="bullet"/>
+      <w:lvlText w:val=""/>
+      <w:lvlJc w:val="left"/>
+      <w:pPr>
+        <w:tabs>
+          <w:tab w:val="num" w:pos="5040"/>
+        </w:tabs>
+        <w:ind w:left="5040" w:hanging="360"/>
+      </w:pPr>
+      <w:rPr>
+        <w:rFonts w:ascii="Wingdings" w:hAnsi="Wingdings" w:hint="default"/>
+        <w:sz w:val="20"/>
+      </w:rPr>
+    </w:lvl>
+    <w:lvl w:ilvl="7" w:tentative="1">
+      <w:start w:val="1"/>
+      <w:numFmt w:val="bullet"/>
+      <w:lvlText w:val=""/>
+      <w:lvlJc w:val="left"/>
+      <w:pPr>
+        <w:tabs>
+          <w:tab w:val="num" w:pos="5760"/>
+        </w:tabs>
+        <w:ind w:left="5760" w:hanging="360"/>
+      </w:pPr>
+      <w:rPr>
+        <w:rFonts w:ascii="Wingdings" w:hAnsi="Wingdings" w:hint="default"/>
+        <w:sz w:val="20"/>
+      </w:rPr>
+    </w:lvl>
+    <w:lvl w:ilvl="8" w:tentative="1">
+      <w:start w:val="1"/>
+      <w:numFmt w:val="bullet"/>
+      <w:lvlText w:val=""/>
+      <w:lvlJc w:val="left"/>
+      <w:pPr>
+        <w:tabs>
+          <w:tab w:val="num" w:pos="6480"/>
+        </w:tabs>
+        <w:ind w:left="6480" w:hanging="360"/>
+      </w:pPr>
+      <w:rPr>
+        <w:rFonts w:ascii="Wingdings" w:hAnsi="Wingdings" w:hint="default"/>
+        <w:sz w:val="20"/>
+      </w:rPr>
+    </w:lvl>
+  </w:abstractNum>
+  <w:abstractNum w:abstractNumId="6" w15:restartNumberingAfterBreak="0">
+    <w:nsid w:val="3CD33D8F"/>
+    <w:multiLevelType w:val="multilevel"/>
+    <w:tmpl w:val="A61642B8"/>
+    <w:lvl w:ilvl="0">
+      <w:start w:val="1"/>
+      <w:numFmt w:val="bullet"/>
+      <w:lvlText w:val=""/>
+      <w:lvlJc w:val="left"/>
+      <w:pPr>
+        <w:tabs>
+          <w:tab w:val="num" w:pos="720"/>
+        </w:tabs>
+        <w:ind w:left="720" w:hanging="360"/>
+      </w:pPr>
+      <w:rPr>
+        <w:rFonts w:ascii="Symbol" w:hAnsi="Symbol" w:hint="default"/>
+        <w:sz w:val="20"/>
+      </w:rPr>
+    </w:lvl>
+    <w:lvl w:ilvl="1" w:tentative="1">
+      <w:start w:val="1"/>
+      <w:numFmt w:val="bullet"/>
+      <w:lvlText w:val="o"/>
+      <w:lvlJc w:val="left"/>
+      <w:pPr>
+        <w:tabs>
+          <w:tab w:val="num" w:pos="1440"/>
+        </w:tabs>
+        <w:ind w:left="1440" w:hanging="360"/>
+      </w:pPr>
+      <w:rPr>
+        <w:rFonts w:ascii="Courier New" w:hAnsi="Courier New" w:hint="default"/>
+        <w:sz w:val="20"/>
+      </w:rPr>
+    </w:lvl>
+    <w:lvl w:ilvl="2" w:tentative="1">
+      <w:start w:val="1"/>
+      <w:numFmt w:val="bullet"/>
+      <w:lvlText w:val=""/>
+      <w:lvlJc w:val="left"/>
+      <w:pPr>
+        <w:tabs>
+          <w:tab w:val="num" w:pos="2160"/>
+        </w:tabs>
+        <w:ind w:left="2160" w:hanging="360"/>
+      </w:pPr>
+      <w:rPr>
+        <w:rFonts w:ascii="Wingdings" w:hAnsi="Wingdings" w:hint="default"/>
+        <w:sz w:val="20"/>
+      </w:rPr>
+    </w:lvl>
+    <w:lvl w:ilvl="3" w:tentative="1">
+      <w:start w:val="1"/>
+      <w:numFmt w:val="bullet"/>
+      <w:lvlText w:val=""/>
+      <w:lvlJc w:val="left"/>
+      <w:pPr>
+        <w:tabs>
+          <w:tab w:val="num" w:pos="2880"/>
+        </w:tabs>
+        <w:ind w:left="2880" w:hanging="360"/>
+      </w:pPr>
+      <w:rPr>
+        <w:rFonts w:ascii="Wingdings" w:hAnsi="Wingdings" w:hint="default"/>
+        <w:sz w:val="20"/>
+      </w:rPr>
+    </w:lvl>
+    <w:lvl w:ilvl="4" w:tentative="1">
+      <w:start w:val="1"/>
+      <w:numFmt w:val="bullet"/>
+      <w:lvlText w:val=""/>
+      <w:lvlJc w:val="left"/>
+      <w:pPr>
+        <w:tabs>
+          <w:tab w:val="num" w:pos="3600"/>
+        </w:tabs>
+        <w:ind w:left="3600" w:hanging="360"/>
+      </w:pPr>
+      <w:rPr>
+        <w:rFonts w:ascii="Wingdings" w:hAnsi="Wingdings" w:hint="default"/>
+        <w:sz w:val="20"/>
+      </w:rPr>
+    </w:lvl>
+    <w:lvl w:ilvl="5" w:tentative="1">
+      <w:start w:val="1"/>
+      <w:numFmt w:val="bullet"/>
+      <w:lvlText w:val=""/>
+      <w:lvlJc w:val="left"/>
+      <w:pPr>
+        <w:tabs>
+          <w:tab w:val="num" w:pos="4320"/>
+        </w:tabs>
+        <w:ind w:left="4320" w:hanging="360"/>
+      </w:pPr>
+      <w:rPr>
+        <w:rFonts w:ascii="Wingdings" w:hAnsi="Wingdings" w:hint="default"/>
+        <w:sz w:val="20"/>
+      </w:rPr>
+    </w:lvl>
+    <w:lvl w:ilvl="6" w:tentative="1">
+      <w:start w:val="1"/>
+      <w:numFmt w:val="bullet"/>
+      <w:lvlText w:val=""/>
+      <w:lvlJc w:val="left"/>
+      <w:pPr>
+        <w:tabs>
+          <w:tab w:val="num" w:pos="5040"/>
+        </w:tabs>
+        <w:ind w:left="5040" w:hanging="360"/>
+      </w:pPr>
+      <w:rPr>
+        <w:rFonts w:ascii="Wingdings" w:hAnsi="Wingdings" w:hint="default"/>
+        <w:sz w:val="20"/>
+      </w:rPr>
+    </w:lvl>
+    <w:lvl w:ilvl="7" w:tentative="1">
+      <w:start w:val="1"/>
+      <w:numFmt w:val="bullet"/>
+      <w:lvlText w:val=""/>
+      <w:lvlJc w:val="left"/>
+      <w:pPr>
+        <w:tabs>
+          <w:tab w:val="num" w:pos="5760"/>
+        </w:tabs>
+        <w:ind w:left="5760" w:hanging="360"/>
+      </w:pPr>
+      <w:rPr>
+        <w:rFonts w:ascii="Wingdings" w:hAnsi="Wingdings" w:hint="default"/>
+        <w:sz w:val="20"/>
+      </w:rPr>
+    </w:lvl>
+    <w:lvl w:ilvl="8" w:tentative="1">
+      <w:start w:val="1"/>
+      <w:numFmt w:val="bullet"/>
+      <w:lvlText w:val=""/>
+      <w:lvlJc w:val="left"/>
+      <w:pPr>
+        <w:tabs>
+          <w:tab w:val="num" w:pos="6480"/>
+        </w:tabs>
+        <w:ind w:left="6480" w:hanging="360"/>
+      </w:pPr>
+      <w:rPr>
+        <w:rFonts w:ascii="Wingdings" w:hAnsi="Wingdings" w:hint="default"/>
+        <w:sz w:val="20"/>
+      </w:rPr>
+    </w:lvl>
+  </w:abstractNum>
+  <w:abstractNum w:abstractNumId="7" w15:restartNumberingAfterBreak="0">
+    <w:nsid w:val="410C30FA"/>
+    <w:multiLevelType w:val="multilevel"/>
+    <w:tmpl w:val="21D09C7A"/>
+    <w:lvl w:ilvl="0">
+      <w:start w:val="1"/>
+      <w:numFmt w:val="bullet"/>
+      <w:lvlText w:val=""/>
+      <w:lvlJc w:val="left"/>
+      <w:pPr>
+        <w:tabs>
+          <w:tab w:val="num" w:pos="720"/>
+        </w:tabs>
+        <w:ind w:left="720" w:hanging="360"/>
+      </w:pPr>
+      <w:rPr>
+        <w:rFonts w:ascii="Symbol" w:hAnsi="Symbol" w:hint="default"/>
+        <w:sz w:val="20"/>
+      </w:rPr>
+    </w:lvl>
+    <w:lvl w:ilvl="1" w:tentative="1">
+      <w:start w:val="1"/>
+      <w:numFmt w:val="bullet"/>
+      <w:lvlText w:val="o"/>
+      <w:lvlJc w:val="left"/>
+      <w:pPr>
+        <w:tabs>
+          <w:tab w:val="num" w:pos="1440"/>
+        </w:tabs>
+        <w:ind w:left="1440" w:hanging="360"/>
+      </w:pPr>
+      <w:rPr>
+        <w:rFonts w:ascii="Courier New" w:hAnsi="Courier New" w:hint="default"/>
+        <w:sz w:val="20"/>
+      </w:rPr>
+    </w:lvl>
+    <w:lvl w:ilvl="2" w:tentative="1">
+      <w:start w:val="1"/>
+      <w:numFmt w:val="bullet"/>
+      <w:lvlText w:val=""/>
+      <w:lvlJc w:val="left"/>
+      <w:pPr>
+        <w:tabs>
+          <w:tab w:val="num" w:pos="2160"/>
+        </w:tabs>
+        <w:ind w:left="2160" w:hanging="360"/>
+      </w:pPr>
+      <w:rPr>
+        <w:rFonts w:ascii="Wingdings" w:hAnsi="Wingdings" w:hint="default"/>
+        <w:sz w:val="20"/>
+      </w:rPr>
+    </w:lvl>
+    <w:lvl w:ilvl="3" w:tentative="1">
+      <w:start w:val="1"/>
+      <w:numFmt w:val="bullet"/>
+      <w:lvlText w:val=""/>
+      <w:lvlJc w:val="left"/>
+      <w:pPr>
+        <w:tabs>
+          <w:tab w:val="num" w:pos="2880"/>
+        </w:tabs>
+        <w:ind w:left="2880" w:hanging="360"/>
+      </w:pPr>
+      <w:rPr>
+        <w:rFonts w:ascii="Wingdings" w:hAnsi="Wingdings" w:hint="default"/>
+        <w:sz w:val="20"/>
+      </w:rPr>
+    </w:lvl>
+    <w:lvl w:ilvl="4" w:tentative="1">
+      <w:start w:val="1"/>
+      <w:numFmt w:val="bullet"/>
+      <w:lvlText w:val=""/>
+      <w:lvlJc w:val="left"/>
+      <w:pPr>
+        <w:tabs>
+          <w:tab w:val="num" w:pos="3600"/>
+        </w:tabs>
+        <w:ind w:left="3600" w:hanging="360"/>
+      </w:pPr>
+      <w:rPr>
+        <w:rFonts w:ascii="Wingdings" w:hAnsi="Wingdings" w:hint="default"/>
+        <w:sz w:val="20"/>
+      </w:rPr>
+    </w:lvl>
+    <w:lvl w:ilvl="5" w:tentative="1">
+      <w:start w:val="1"/>
+      <w:numFmt w:val="bullet"/>
+      <w:lvlText w:val=""/>
+      <w:lvlJc w:val="left"/>
+      <w:pPr>
+        <w:tabs>
+          <w:tab w:val="num" w:pos="4320"/>
+        </w:tabs>
+        <w:ind w:left="4320" w:hanging="360"/>
+      </w:pPr>
+      <w:rPr>
+        <w:rFonts w:ascii="Wingdings" w:hAnsi="Wingdings" w:hint="default"/>
+        <w:sz w:val="20"/>
+      </w:rPr>
+    </w:lvl>
+    <w:lvl w:ilvl="6" w:tentative="1">
+      <w:start w:val="1"/>
+      <w:numFmt w:val="bullet"/>
+      <w:lvlText w:val=""/>
+      <w:lvlJc w:val="left"/>
+      <w:pPr>
+        <w:tabs>
+          <w:tab w:val="num" w:pos="5040"/>
+        </w:tabs>
+        <w:ind w:left="5040" w:hanging="360"/>
+      </w:pPr>
+      <w:rPr>
+        <w:rFonts w:ascii="Wingdings" w:hAnsi="Wingdings" w:hint="default"/>
+        <w:sz w:val="20"/>
+      </w:rPr>
+    </w:lvl>
+    <w:lvl w:ilvl="7" w:tentative="1">
+      <w:start w:val="1"/>
+      <w:numFmt w:val="bullet"/>
+      <w:lvlText w:val=""/>
+      <w:lvlJc w:val="left"/>
+      <w:pPr>
+        <w:tabs>
+          <w:tab w:val="num" w:pos="5760"/>
+        </w:tabs>
+        <w:ind w:left="5760" w:hanging="360"/>
+      </w:pPr>
+      <w:rPr>
+        <w:rFonts w:ascii="Wingdings" w:hAnsi="Wingdings" w:hint="default"/>
+        <w:sz w:val="20"/>
+      </w:rPr>
+    </w:lvl>
+    <w:lvl w:ilvl="8" w:tentative="1">
+      <w:start w:val="1"/>
+      <w:numFmt w:val="bullet"/>
+      <w:lvlText w:val=""/>
+      <w:lvlJc w:val="left"/>
+      <w:pPr>
+        <w:tabs>
+          <w:tab w:val="num" w:pos="6480"/>
+        </w:tabs>
+        <w:ind w:left="6480" w:hanging="360"/>
+      </w:pPr>
+      <w:rPr>
+        <w:rFonts w:ascii="Wingdings" w:hAnsi="Wingdings" w:hint="default"/>
+        <w:sz w:val="20"/>
+      </w:rPr>
+    </w:lvl>
+  </w:abstractNum>
+  <w:abstractNum w:abstractNumId="8" w15:restartNumberingAfterBreak="0">
+    <w:nsid w:val="52357AA6"/>
+    <w:multiLevelType w:val="multilevel"/>
+    <w:tmpl w:val="EFE236B6"/>
+    <w:lvl w:ilvl="0">
+      <w:start w:val="1"/>
+      <w:numFmt w:val="bullet"/>
+      <w:lvlText w:val=""/>
+      <w:lvlJc w:val="left"/>
+      <w:pPr>
+        <w:tabs>
+          <w:tab w:val="num" w:pos="720"/>
+        </w:tabs>
+        <w:ind w:left="720" w:hanging="360"/>
+      </w:pPr>
+      <w:rPr>
+        <w:rFonts w:ascii="Symbol" w:hAnsi="Symbol" w:hint="default"/>
+        <w:sz w:val="20"/>
+      </w:rPr>
+    </w:lvl>
+    <w:lvl w:ilvl="1" w:tentative="1">
+      <w:start w:val="1"/>
+      <w:numFmt w:val="bullet"/>
+      <w:lvlText w:val="o"/>
+      <w:lvlJc w:val="left"/>
+      <w:pPr>
+        <w:tabs>
+          <w:tab w:val="num" w:pos="1440"/>
+        </w:tabs>
+        <w:ind w:left="1440" w:hanging="360"/>
+      </w:pPr>
+      <w:rPr>
+        <w:rFonts w:ascii="Courier New" w:hAnsi="Courier New" w:hint="default"/>
+        <w:sz w:val="20"/>
+      </w:rPr>
+    </w:lvl>
+    <w:lvl w:ilvl="2" w:tentative="1">
+      <w:start w:val="1"/>
+      <w:numFmt w:val="bullet"/>
+      <w:lvlText w:val=""/>
+      <w:lvlJc w:val="left"/>
+      <w:pPr>
+        <w:tabs>
+          <w:tab w:val="num" w:pos="2160"/>
+        </w:tabs>
+        <w:ind w:left="2160" w:hanging="360"/>
+      </w:pPr>
+      <w:rPr>
+        <w:rFonts w:ascii="Wingdings" w:hAnsi="Wingdings" w:hint="default"/>
+        <w:sz w:val="20"/>
+      </w:rPr>
+    </w:lvl>
+    <w:lvl w:ilvl="3" w:tentative="1">
+      <w:start w:val="1"/>
+      <w:numFmt w:val="bullet"/>
+      <w:lvlText w:val=""/>
+      <w:lvlJc w:val="left"/>
+      <w:pPr>
+        <w:tabs>
+          <w:tab w:val="num" w:pos="2880"/>
+        </w:tabs>
+        <w:ind w:left="2880" w:hanging="360"/>
+      </w:pPr>
+      <w:rPr>
+        <w:rFonts w:ascii="Wingdings" w:hAnsi="Wingdings" w:hint="default"/>
+        <w:sz w:val="20"/>
+      </w:rPr>
+    </w:lvl>
+    <w:lvl w:ilvl="4" w:tentative="1">
+      <w:start w:val="1"/>
+      <w:numFmt w:val="bullet"/>
+      <w:lvlText w:val=""/>
+      <w:lvlJc w:val="left"/>
+      <w:pPr>
+        <w:tabs>
+          <w:tab w:val="num" w:pos="3600"/>
+        </w:tabs>
+        <w:ind w:left="3600" w:hanging="360"/>
+      </w:pPr>
+      <w:rPr>
+        <w:rFonts w:ascii="Wingdings" w:hAnsi="Wingdings" w:hint="default"/>
+        <w:sz w:val="20"/>
+      </w:rPr>
+    </w:lvl>
+    <w:lvl w:ilvl="5" w:tentative="1">
+      <w:start w:val="1"/>
+      <w:numFmt w:val="bullet"/>
+      <w:lvlText w:val=""/>
+      <w:lvlJc w:val="left"/>
+      <w:pPr>
+        <w:tabs>
+          <w:tab w:val="num" w:pos="4320"/>
+        </w:tabs>
+        <w:ind w:left="4320" w:hanging="360"/>
+      </w:pPr>
+      <w:rPr>
+        <w:rFonts w:ascii="Wingdings" w:hAnsi="Wingdings" w:hint="default"/>
+        <w:sz w:val="20"/>
+      </w:rPr>
+    </w:lvl>
+    <w:lvl w:ilvl="6" w:tentative="1">
+      <w:start w:val="1"/>
+      <w:numFmt w:val="bullet"/>
+      <w:lvlText w:val=""/>
+      <w:lvlJc w:val="left"/>
+      <w:pPr>
+        <w:tabs>
+          <w:tab w:val="num" w:pos="5040"/>
+        </w:tabs>
+        <w:ind w:left="5040" w:hanging="360"/>
+      </w:pPr>
+      <w:rPr>
+        <w:rFonts w:ascii="Wingdings" w:hAnsi="Wingdings" w:hint="default"/>
+        <w:sz w:val="20"/>
+      </w:rPr>
+    </w:lvl>
+    <w:lvl w:ilvl="7" w:tentative="1">
+      <w:start w:val="1"/>
+      <w:numFmt w:val="bullet"/>
+      <w:lvlText w:val=""/>
+      <w:lvlJc w:val="left"/>
+      <w:pPr>
+        <w:tabs>
+          <w:tab w:val="num" w:pos="5760"/>
+        </w:tabs>
+        <w:ind w:left="5760" w:hanging="360"/>
+      </w:pPr>
+      <w:rPr>
+        <w:rFonts w:ascii="Wingdings" w:hAnsi="Wingdings" w:hint="default"/>
+        <w:sz w:val="20"/>
+      </w:rPr>
+    </w:lvl>
+    <w:lvl w:ilvl="8" w:tentative="1">
+      <w:start w:val="1"/>
+      <w:numFmt w:val="bullet"/>
+      <w:lvlText w:val=""/>
+      <w:lvlJc w:val="left"/>
+      <w:pPr>
+        <w:tabs>
+          <w:tab w:val="num" w:pos="6480"/>
+        </w:tabs>
+        <w:ind w:left="6480" w:hanging="360"/>
+      </w:pPr>
+      <w:rPr>
+        <w:rFonts w:ascii="Wingdings" w:hAnsi="Wingdings" w:hint="default"/>
+        <w:sz w:val="20"/>
+      </w:rPr>
+    </w:lvl>
+  </w:abstractNum>
+  <w:abstractNum w:abstractNumId="9" w15:restartNumberingAfterBreak="0">
+    <w:nsid w:val="55D46DC1"/>
+    <w:multiLevelType w:val="multilevel"/>
+    <w:tmpl w:val="CDA25980"/>
+    <w:lvl w:ilvl="0">
+      <w:start w:val="1"/>
+      <w:numFmt w:val="bullet"/>
+      <w:lvlText w:val=""/>
+      <w:lvlJc w:val="left"/>
+      <w:pPr>
+        <w:tabs>
+          <w:tab w:val="num" w:pos="720"/>
+        </w:tabs>
+        <w:ind w:left="720" w:hanging="360"/>
+      </w:pPr>
+      <w:rPr>
+        <w:rFonts w:ascii="Symbol" w:hAnsi="Symbol" w:hint="default"/>
+        <w:sz w:val="20"/>
+      </w:rPr>
+    </w:lvl>
+    <w:lvl w:ilvl="1" w:tentative="1">
+      <w:start w:val="1"/>
+      <w:numFmt w:val="bullet"/>
+      <w:lvlText w:val="o"/>
+      <w:lvlJc w:val="left"/>
+      <w:pPr>
+        <w:tabs>
+          <w:tab w:val="num" w:pos="1440"/>
+        </w:tabs>
+        <w:ind w:left="1440" w:hanging="360"/>
+      </w:pPr>
+      <w:rPr>
+        <w:rFonts w:ascii="Courier New" w:hAnsi="Courier New" w:hint="default"/>
+        <w:sz w:val="20"/>
+      </w:rPr>
+    </w:lvl>
+    <w:lvl w:ilvl="2" w:tentative="1">
+      <w:start w:val="1"/>
+      <w:numFmt w:val="bullet"/>
+      <w:lvlText w:val=""/>
+      <w:lvlJc w:val="left"/>
+      <w:pPr>
+        <w:tabs>
+          <w:tab w:val="num" w:pos="2160"/>
+        </w:tabs>
+        <w:ind w:left="2160" w:hanging="360"/>
+      </w:pPr>
+      <w:rPr>
+        <w:rFonts w:ascii="Wingdings" w:hAnsi="Wingdings" w:hint="default"/>
+        <w:sz w:val="20"/>
+      </w:rPr>
+    </w:lvl>
+    <w:lvl w:ilvl="3" w:tentative="1">
+      <w:start w:val="1"/>
+      <w:numFmt w:val="bullet"/>
+      <w:lvlText w:val=""/>
+      <w:lvlJc w:val="left"/>
+      <w:pPr>
+        <w:tabs>
+          <w:tab w:val="num" w:pos="2880"/>
+        </w:tabs>
+        <w:ind w:left="2880" w:hanging="360"/>
+      </w:pPr>
+      <w:rPr>
+        <w:rFonts w:ascii="Wingdings" w:hAnsi="Wingdings" w:hint="default"/>
+        <w:sz w:val="20"/>
+      </w:rPr>
+    </w:lvl>
+    <w:lvl w:ilvl="4" w:tentative="1">
+      <w:start w:val="1"/>
+      <w:numFmt w:val="bullet"/>
+      <w:lvlText w:val=""/>
+      <w:lvlJc w:val="left"/>
+      <w:pPr>
+        <w:tabs>
+          <w:tab w:val="num" w:pos="3600"/>
+        </w:tabs>
+        <w:ind w:left="3600" w:hanging="360"/>
+      </w:pPr>
+      <w:rPr>
+        <w:rFonts w:ascii="Wingdings" w:hAnsi="Wingdings" w:hint="default"/>
+        <w:sz w:val="20"/>
+      </w:rPr>
+    </w:lvl>
+    <w:lvl w:ilvl="5" w:tentative="1">
+      <w:start w:val="1"/>
+      <w:numFmt w:val="bullet"/>
+      <w:lvlText w:val=""/>
+      <w:lvlJc w:val="left"/>
+      <w:pPr>
+        <w:tabs>
+          <w:tab w:val="num" w:pos="4320"/>
+        </w:tabs>
+        <w:ind w:left="4320" w:hanging="360"/>
+      </w:pPr>
+      <w:rPr>
+        <w:rFonts w:ascii="Wingdings" w:hAnsi="Wingdings" w:hint="default"/>
+        <w:sz w:val="20"/>
+      </w:rPr>
+    </w:lvl>
+    <w:lvl w:ilvl="6" w:tentative="1">
+      <w:start w:val="1"/>
+      <w:numFmt w:val="bullet"/>
+      <w:lvlText w:val=""/>
+      <w:lvlJc w:val="left"/>
+      <w:pPr>
+        <w:tabs>
+          <w:tab w:val="num" w:pos="5040"/>
+        </w:tabs>
+        <w:ind w:left="5040" w:hanging="360"/>
+      </w:pPr>
+      <w:rPr>
+        <w:rFonts w:ascii="Wingdings" w:hAnsi="Wingdings" w:hint="default"/>
+        <w:sz w:val="20"/>
+      </w:rPr>
+    </w:lvl>
+    <w:lvl w:ilvl="7" w:tentative="1">
+      <w:start w:val="1"/>
+      <w:numFmt w:val="bullet"/>
+      <w:lvlText w:val=""/>
+      <w:lvlJc w:val="left"/>
+      <w:pPr>
+        <w:tabs>
+          <w:tab w:val="num" w:pos="5760"/>
+        </w:tabs>
+        <w:ind w:left="5760" w:hanging="360"/>
+      </w:pPr>
+      <w:rPr>
+        <w:rFonts w:ascii="Wingdings" w:hAnsi="Wingdings" w:hint="default"/>
+        <w:sz w:val="20"/>
+      </w:rPr>
+    </w:lvl>
+    <w:lvl w:ilvl="8" w:tentative="1">
+      <w:start w:val="1"/>
+      <w:numFmt w:val="bullet"/>
+      <w:lvlText w:val=""/>
+      <w:lvlJc w:val="left"/>
+      <w:pPr>
+        <w:tabs>
+          <w:tab w:val="num" w:pos="6480"/>
+        </w:tabs>
+        <w:ind w:left="6480" w:hanging="360"/>
+      </w:pPr>
+      <w:rPr>
+        <w:rFonts w:ascii="Wingdings" w:hAnsi="Wingdings" w:hint="default"/>
+        <w:sz w:val="20"/>
+      </w:rPr>
+    </w:lvl>
+  </w:abstractNum>
+  <w:abstractNum w:abstractNumId="10" w15:restartNumberingAfterBreak="0">
+    <w:nsid w:val="63BD0938"/>
+    <w:multiLevelType w:val="multilevel"/>
+    <w:tmpl w:val="C3F2D7A2"/>
+    <w:lvl w:ilvl="0">
+      <w:start w:val="1"/>
+      <w:numFmt w:val="bullet"/>
+      <w:lvlText w:val=""/>
+      <w:lvlJc w:val="left"/>
+      <w:pPr>
+        <w:tabs>
+          <w:tab w:val="num" w:pos="720"/>
+        </w:tabs>
+        <w:ind w:left="720" w:hanging="360"/>
+      </w:pPr>
+      <w:rPr>
+        <w:rFonts w:ascii="Symbol" w:hAnsi="Symbol" w:hint="default"/>
+        <w:sz w:val="20"/>
+      </w:rPr>
+    </w:lvl>
+    <w:lvl w:ilvl="1" w:tentative="1">
+      <w:start w:val="1"/>
+      <w:numFmt w:val="bullet"/>
+      <w:lvlText w:val="o"/>
+      <w:lvlJc w:val="left"/>
+      <w:pPr>
+        <w:tabs>
+          <w:tab w:val="num" w:pos="1440"/>
+        </w:tabs>
+        <w:ind w:left="1440" w:hanging="360"/>
+      </w:pPr>
+      <w:rPr>
+        <w:rFonts w:ascii="Courier New" w:hAnsi="Courier New" w:hint="default"/>
+        <w:sz w:val="20"/>
+      </w:rPr>
+    </w:lvl>
+    <w:lvl w:ilvl="2" w:tentative="1">
+      <w:start w:val="1"/>
+      <w:numFmt w:val="bullet"/>
+      <w:lvlText w:val=""/>
+      <w:lvlJc w:val="left"/>
+      <w:pPr>
+        <w:tabs>
+          <w:tab w:val="num" w:pos="2160"/>
+        </w:tabs>
+        <w:ind w:left="2160" w:hanging="360"/>
+      </w:pPr>
+      <w:rPr>
+        <w:rFonts w:ascii="Wingdings" w:hAnsi="Wingdings" w:hint="default"/>
+        <w:sz w:val="20"/>
+      </w:rPr>
+    </w:lvl>
+    <w:lvl w:ilvl="3" w:tentative="1">
+      <w:start w:val="1"/>
+      <w:numFmt w:val="bullet"/>
+      <w:lvlText w:val=""/>
+      <w:lvlJc w:val="left"/>
+      <w:pPr>
+        <w:tabs>
+          <w:tab w:val="num" w:pos="2880"/>
+        </w:tabs>
+        <w:ind w:left="2880" w:hanging="360"/>
+      </w:pPr>
+      <w:rPr>
+        <w:rFonts w:ascii="Wingdings" w:hAnsi="Wingdings" w:hint="default"/>
+        <w:sz w:val="20"/>
+      </w:rPr>
+    </w:lvl>
+    <w:lvl w:ilvl="4" w:tentative="1">
+      <w:start w:val="1"/>
+      <w:numFmt w:val="bullet"/>
+      <w:lvlText w:val=""/>
+      <w:lvlJc w:val="left"/>
+      <w:pPr>
+        <w:tabs>
+          <w:tab w:val="num" w:pos="3600"/>
+        </w:tabs>
+        <w:ind w:left="3600" w:hanging="360"/>
+      </w:pPr>
+      <w:rPr>
+        <w:rFonts w:ascii="Wingdings" w:hAnsi="Wingdings" w:hint="default"/>
+        <w:sz w:val="20"/>
+      </w:rPr>
+    </w:lvl>
+    <w:lvl w:ilvl="5" w:tentative="1">
+      <w:start w:val="1"/>
+      <w:numFmt w:val="bullet"/>
+      <w:lvlText w:val=""/>
+      <w:lvlJc w:val="left"/>
+      <w:pPr>
+        <w:tabs>
+          <w:tab w:val="num" w:pos="4320"/>
+        </w:tabs>
+        <w:ind w:left="4320" w:hanging="360"/>
+      </w:pPr>
+      <w:rPr>
+        <w:rFonts w:ascii="Wingdings" w:hAnsi="Wingdings" w:hint="default"/>
+        <w:sz w:val="20"/>
+      </w:rPr>
+    </w:lvl>
+    <w:lvl w:ilvl="6" w:tentative="1">
+      <w:start w:val="1"/>
+      <w:numFmt w:val="bullet"/>
+      <w:lvlText w:val=""/>
+      <w:lvlJc w:val="left"/>
+      <w:pPr>
+        <w:tabs>
+          <w:tab w:val="num" w:pos="5040"/>
+        </w:tabs>
+        <w:ind w:left="5040" w:hanging="360"/>
+      </w:pPr>
+      <w:rPr>
+        <w:rFonts w:ascii="Wingdings" w:hAnsi="Wingdings" w:hint="default"/>
+        <w:sz w:val="20"/>
+      </w:rPr>
+    </w:lvl>
+    <w:lvl w:ilvl="7" w:tentative="1">
+      <w:start w:val="1"/>
+      <w:numFmt w:val="bullet"/>
+      <w:lvlText w:val=""/>
+      <w:lvlJc w:val="left"/>
+      <w:pPr>
+        <w:tabs>
+          <w:tab w:val="num" w:pos="5760"/>
+        </w:tabs>
+        <w:ind w:left="5760" w:hanging="360"/>
+      </w:pPr>
+      <w:rPr>
+        <w:rFonts w:ascii="Wingdings" w:hAnsi="Wingdings" w:hint="default"/>
+        <w:sz w:val="20"/>
+      </w:rPr>
+    </w:lvl>
+    <w:lvl w:ilvl="8" w:tentative="1">
+      <w:start w:val="1"/>
+      <w:numFmt w:val="bullet"/>
+      <w:lvlText w:val=""/>
+      <w:lvlJc w:val="left"/>
+      <w:pPr>
+        <w:tabs>
+          <w:tab w:val="num" w:pos="6480"/>
+        </w:tabs>
+        <w:ind w:left="6480" w:hanging="360"/>
+      </w:pPr>
+      <w:rPr>
+        <w:rFonts w:ascii="Wingdings" w:hAnsi="Wingdings" w:hint="default"/>
+        <w:sz w:val="20"/>
+      </w:rPr>
+    </w:lvl>
+  </w:abstractNum>
+  <w:abstractNum w:abstractNumId="11" w15:restartNumberingAfterBreak="0">
+    <w:nsid w:val="78E41DB0"/>
+    <w:multiLevelType w:val="multilevel"/>
+    <w:tmpl w:val="54DC11EC"/>
+    <w:lvl w:ilvl="0">
+      <w:start w:val="1"/>
+      <w:numFmt w:val="bullet"/>
+      <w:lvlText w:val=""/>
+      <w:lvlJc w:val="left"/>
+      <w:pPr>
+        <w:tabs>
+          <w:tab w:val="num" w:pos="720"/>
+        </w:tabs>
+        <w:ind w:left="720" w:hanging="360"/>
+      </w:pPr>
+      <w:rPr>
+        <w:rFonts w:ascii="Symbol" w:hAnsi="Symbol" w:hint="default"/>
+        <w:sz w:val="20"/>
+      </w:rPr>
+    </w:lvl>
+    <w:lvl w:ilvl="1" w:tentative="1">
+      <w:start w:val="1"/>
+      <w:numFmt w:val="bullet"/>
+      <w:lvlText w:val="o"/>
+      <w:lvlJc w:val="left"/>
+      <w:pPr>
+        <w:tabs>
+          <w:tab w:val="num" w:pos="1440"/>
+        </w:tabs>
+        <w:ind w:left="1440" w:hanging="360"/>
+      </w:pPr>
+      <w:rPr>
+        <w:rFonts w:ascii="Courier New" w:hAnsi="Courier New" w:hint="default"/>
+        <w:sz w:val="20"/>
+      </w:rPr>
+    </w:lvl>
+    <w:lvl w:ilvl="2" w:tentative="1">
+      <w:start w:val="1"/>
+      <w:numFmt w:val="bullet"/>
+      <w:lvlText w:val=""/>
+      <w:lvlJc w:val="left"/>
+      <w:pPr>
+        <w:tabs>
+          <w:tab w:val="num" w:pos="2160"/>
+        </w:tabs>
+        <w:ind w:left="2160" w:hanging="360"/>
+      </w:pPr>
+      <w:rPr>
+        <w:rFonts w:ascii="Wingdings" w:hAnsi="Wingdings" w:hint="default"/>
+        <w:sz w:val="20"/>
+      </w:rPr>
+    </w:lvl>
+    <w:lvl w:ilvl="3" w:tentative="1">
+      <w:start w:val="1"/>
+      <w:numFmt w:val="bullet"/>
+      <w:lvlText w:val=""/>
+      <w:lvlJc w:val="left"/>
+      <w:pPr>
+        <w:tabs>
+          <w:tab w:val="num" w:pos="2880"/>
+        </w:tabs>
+        <w:ind w:left="2880" w:hanging="360"/>
+      </w:pPr>
+      <w:rPr>
+        <w:rFonts w:ascii="Wingdings" w:hAnsi="Wingdings" w:hint="default"/>
+        <w:sz w:val="20"/>
+      </w:rPr>
+    </w:lvl>
+    <w:lvl w:ilvl="4" w:tentative="1">
+      <w:start w:val="1"/>
+      <w:numFmt w:val="bullet"/>
+      <w:lvlText w:val=""/>
+      <w:lvlJc w:val="left"/>
+      <w:pPr>
+        <w:tabs>
+          <w:tab w:val="num" w:pos="3600"/>
+        </w:tabs>
+        <w:ind w:left="3600" w:hanging="360"/>
+      </w:pPr>
+      <w:rPr>
+        <w:rFonts w:ascii="Wingdings" w:hAnsi="Wingdings" w:hint="default"/>
+        <w:sz w:val="20"/>
+      </w:rPr>
+    </w:lvl>
+    <w:lvl w:ilvl="5" w:tentative="1">
+      <w:start w:val="1"/>
+      <w:numFmt w:val="bullet"/>
+      <w:lvlText w:val=""/>
+      <w:lvlJc w:val="left"/>
+      <w:pPr>
+        <w:tabs>
+          <w:tab w:val="num" w:pos="4320"/>
+        </w:tabs>
+        <w:ind w:left="4320" w:hanging="360"/>
+      </w:pPr>
+      <w:rPr>
+        <w:rFonts w:ascii="Wingdings" w:hAnsi="Wingdings" w:hint="default"/>
+        <w:sz w:val="20"/>
+      </w:rPr>
+    </w:lvl>
+    <w:lvl w:ilvl="6" w:tentative="1">
+      <w:start w:val="1"/>
+      <w:numFmt w:val="bullet"/>
+      <w:lvlText w:val=""/>
+      <w:lvlJc w:val="left"/>
+      <w:pPr>
+        <w:tabs>
+          <w:tab w:val="num" w:pos="5040"/>
+        </w:tabs>
+        <w:ind w:left="5040" w:hanging="360"/>
+      </w:pPr>
+      <w:rPr>
+        <w:rFonts w:ascii="Wingdings" w:hAnsi="Wingdings" w:hint="default"/>
+        <w:sz w:val="20"/>
+      </w:rPr>
+    </w:lvl>
+    <w:lvl w:ilvl="7" w:tentative="1">
+      <w:start w:val="1"/>
+      <w:numFmt w:val="bullet"/>
+      <w:lvlText w:val=""/>
+      <w:lvlJc w:val="left"/>
+      <w:pPr>
+        <w:tabs>
+          <w:tab w:val="num" w:pos="5760"/>
+        </w:tabs>
+        <w:ind w:left="5760" w:hanging="360"/>
+      </w:pPr>
+      <w:rPr>
+        <w:rFonts w:ascii="Wingdings" w:hAnsi="Wingdings" w:hint="default"/>
+        <w:sz w:val="20"/>
+      </w:rPr>
+    </w:lvl>
+    <w:lvl w:ilvl="8" w:tentative="1">
+      <w:start w:val="1"/>
+      <w:numFmt w:val="bullet"/>
+      <w:lvlText w:val=""/>
+      <w:lvlJc w:val="left"/>
+      <w:pPr>
+        <w:tabs>
+          <w:tab w:val="num" w:pos="6480"/>
+        </w:tabs>
+        <w:ind w:left="6480" w:hanging="360"/>
+      </w:pPr>
+      <w:rPr>
+        <w:rFonts w:ascii="Wingdings" w:hAnsi="Wingdings" w:hint="default"/>
+        <w:sz w:val="20"/>
+      </w:rPr>
+    </w:lvl>
+  </w:abstractNum>
+  <w:num w:numId="1" w16cid:durableId="1128008949">
+    <w:abstractNumId w:val="1"/>
+  </w:num>
+  <w:num w:numId="2" w16cid:durableId="1854029820">
+    <w:abstractNumId w:val="6"/>
+  </w:num>
+  <w:num w:numId="3" w16cid:durableId="1981227957">
+    <w:abstractNumId w:val="10"/>
+  </w:num>
+  <w:num w:numId="4" w16cid:durableId="1488132785">
+    <w:abstractNumId w:val="0"/>
+  </w:num>
+  <w:num w:numId="5" w16cid:durableId="143740423">
+    <w:abstractNumId w:val="4"/>
+  </w:num>
+  <w:num w:numId="6" w16cid:durableId="1393500709">
+    <w:abstractNumId w:val="3"/>
+  </w:num>
+  <w:num w:numId="7" w16cid:durableId="1560170932">
+    <w:abstractNumId w:val="2"/>
+  </w:num>
+  <w:num w:numId="8" w16cid:durableId="1104111023">
+    <w:abstractNumId w:val="5"/>
+  </w:num>
+  <w:num w:numId="9" w16cid:durableId="1154682895">
+    <w:abstractNumId w:val="7"/>
+  </w:num>
+  <w:num w:numId="10" w16cid:durableId="637566392">
+    <w:abstractNumId w:val="8"/>
+  </w:num>
+  <w:num w:numId="11" w16cid:durableId="163134991">
+    <w:abstractNumId w:val="9"/>
+  </w:num>
+  <w:num w:numId="12" w16cid:durableId="72247020">
+    <w:abstractNumId w:val="11"/>
+  </w:num>
+</w:numbering>
 </file>
 
 <file path=word/styles.xml><?xml version="1.0" encoding="utf-8"?>
